--- a/storage/app/public/template/template_rtm_fakultas.docx
+++ b/storage/app/public/template/template_rtm_fakultas.docx
@@ -3,11 +3,6 @@
 <w:document xmlns:wpc="http://schemas.microsoft.com/office/word/2010/wordprocessingCanvas" xmlns:cx="http://schemas.microsoft.com/office/drawing/2014/chartex" xmlns:cx1="http://schemas.microsoft.com/office/drawing/2015/9/8/chartex" xmlns:cx2="http://schemas.microsoft.com/office/drawing/2015/10/21/chartex" xmlns:cx3="http://schemas.microsoft.com/office/drawing/2016/5/9/chartex" xmlns:cx4="http://schemas.microsoft.com/office/drawing/2016/5/10/chartex" xmlns:cx5="http://schemas.microsoft.com/office/drawing/2016/5/11/chartex" xmlns:cx6="http://schemas.microsoft.com/office/drawing/2016/5/12/chartex" xmlns:cx7="http://schemas.microsoft.com/office/drawing/2016/5/13/chartex" xmlns:cx8="http://schemas.microsoft.com/office/drawing/2016/5/14/chartex" xmlns:mc="http://schemas.openxmlformats.org/markup-compatibility/2006" xmlns:aink="http://schemas.microsoft.com/office/drawing/2016/ink" xmlns:am3d="http://schemas.microsoft.com/office/drawing/2017/model3d" xmlns:o="urn:schemas-microsoft-com:office:office" xmlns:oel="http://schemas.microsoft.com/office/2019/extlst" xmlns:r="http://schemas.openxmlformats.org/officeDocument/2006/relationships" xmlns:m="http://schemas.openxmlformats.org/officeDocument/2006/math" xmlns:v="urn:schemas-microsoft-com:vml" xmlns:wp14="http://schemas.microsoft.com/office/word/2010/wordprocessingDrawing" xmlns:wp="http://schemas.openxmlformats.org/drawingml/2006/wordprocessingDrawing" xmlns:w10="urn:schemas-microsoft-com:office:word" xmlns:w="http://schemas.openxmlformats.org/wordprocessingml/2006/main" xmlns:w14="http://schemas.microsoft.com/office/word/2010/wordml" xmlns:w15="http://schemas.microsoft.com/office/word/2012/wordml" xmlns:w16cex="http://schemas.microsoft.com/office/word/2018/wordml/cex" xmlns:w16cid="http://schemas.microsoft.com/office/word/2016/wordml/cid" xmlns:w16="http://schemas.microsoft.com/office/word/2018/wordml" xmlns:w16du="http://schemas.microsoft.com/office/word/2023/wordml/word16du" xmlns:w16sdtdh="http://schemas.microsoft.com/office/word/2020/wordml/sdtdatahash" xmlns:w16sdtfl="http://schemas.microsoft.com/office/word/2024/wordml/sdtformatlock" xmlns:w16se="http://schemas.microsoft.com/office/word/2015/wordml/symex" xmlns:wpg="http://schemas.microsoft.com/office/word/2010/wordprocessingGroup" xmlns:wpi="http://schemas.microsoft.com/office/word/2010/wordprocessingInk" xmlns:wne="http://schemas.microsoft.com/office/word/2006/wordml" xmlns:wps="http://schemas.microsoft.com/office/word/2010/wordprocessingShape" mc:Ignorable="w14 w15 w16se w16cid w16 w16cex w16sdtdh w16sdtfl w16du wp14">
   <w:body>
     <w:p>
-      <w:pPr>
-        <w:rPr>
-          <w:rFonts w:ascii="Times New Roman" w:hAnsi="Times New Roman" w:cs="Times New Roman"/>
-        </w:rPr>
-      </w:pPr>
       <w:r>
         <w:rPr>
           <w:rFonts w:ascii="Times New Roman" w:hAnsi="Times New Roman" w:cs="Times New Roman"/>
@@ -16,13 +11,13 @@
         <mc:AlternateContent>
           <mc:Choice Requires="wps">
             <w:drawing>
-              <wp:anchor distT="0" distB="0" distL="114300" distR="114300" simplePos="0" relativeHeight="251665408" behindDoc="0" locked="0" layoutInCell="1" allowOverlap="1" wp14:anchorId="724782FB" wp14:editId="3C78DD9B">
+              <wp:anchor distT="0" distB="0" distL="114300" distR="114300" simplePos="0" relativeHeight="251662336" behindDoc="0" locked="0" layoutInCell="1" allowOverlap="1" wp14:anchorId="1D9182AD" wp14:editId="724EF944">
                 <wp:simplePos x="0" y="0"/>
                 <wp:positionH relativeFrom="column">
-                  <wp:posOffset>-190500</wp:posOffset>
+                  <wp:posOffset>-228600</wp:posOffset>
                 </wp:positionH>
                 <wp:positionV relativeFrom="paragraph">
-                  <wp:posOffset>1552575</wp:posOffset>
+                  <wp:posOffset>1562100</wp:posOffset>
                 </wp:positionV>
                 <wp:extent cx="4076700" cy="666750"/>
                 <wp:effectExtent l="0" t="0" r="0" b="0"/>
@@ -137,11 +132,11 @@
           </mc:Choice>
           <mc:Fallback>
             <w:pict>
-              <v:shapetype w14:anchorId="724782FB" id="_x0000_t202" coordsize="21600,21600" o:spt="202" path="m,l,21600r21600,l21600,xe">
+              <v:shapetype w14:anchorId="1D9182AD" id="_x0000_t202" coordsize="21600,21600" o:spt="202" path="m,l,21600r21600,l21600,xe">
                 <v:stroke joinstyle="miter"/>
                 <v:path gradientshapeok="t" o:connecttype="rect"/>
               </v:shapetype>
-              <v:shape id="Text Box 2" o:spid="_x0000_s1026" type="#_x0000_t202" style="position:absolute;margin-left:-15pt;margin-top:122.25pt;width:321pt;height:52.5pt;z-index:251665408;visibility:visible;mso-wrap-style:square;mso-width-percent:0;mso-height-percent:0;mso-wrap-distance-left:9pt;mso-wrap-distance-top:0;mso-wrap-distance-right:9pt;mso-wrap-distance-bottom:0;mso-position-horizontal:absolute;mso-position-horizontal-relative:text;mso-position-vertical:absolute;mso-position-vertical-relative:text;mso-width-percent:0;mso-height-percent:0;mso-width-relative:margin;mso-height-relative:margin;v-text-anchor:top" o:gfxdata="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" filled="f" stroked="f" strokeweight=".5pt">
+              <v:shape id="Text Box 2" o:spid="_x0000_s1026" type="#_x0000_t202" style="position:absolute;margin-left:-18pt;margin-top:123pt;width:321pt;height:52.5pt;z-index:251662336;visibility:visible;mso-wrap-style:square;mso-width-percent:0;mso-height-percent:0;mso-wrap-distance-left:9pt;mso-wrap-distance-top:0;mso-wrap-distance-right:9pt;mso-wrap-distance-bottom:0;mso-position-horizontal:absolute;mso-position-horizontal-relative:text;mso-position-vertical:absolute;mso-position-vertical-relative:text;mso-width-percent:0;mso-height-percent:0;mso-width-relative:margin;mso-height-relative:margin;v-text-anchor:top" o:gfxdata="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" filled="f" stroked="f" strokeweight=".5pt">
                 <v:textbox>
                   <w:txbxContent>
                     <w:p>
@@ -226,18 +221,18 @@
         <mc:AlternateContent>
           <mc:Choice Requires="wps">
             <w:drawing>
-              <wp:anchor distT="0" distB="0" distL="114300" distR="114300" simplePos="0" relativeHeight="251663360" behindDoc="0" locked="0" layoutInCell="1" allowOverlap="1" wp14:anchorId="03DA580E" wp14:editId="6A70D545">
+              <wp:anchor distT="0" distB="0" distL="114300" distR="114300" simplePos="0" relativeHeight="251661312" behindDoc="0" locked="0" layoutInCell="1" allowOverlap="1" wp14:anchorId="5ABD9E69" wp14:editId="377313F6">
                 <wp:simplePos x="0" y="0"/>
                 <wp:positionH relativeFrom="column">
-                  <wp:posOffset>-190500</wp:posOffset>
+                  <wp:posOffset>-175260</wp:posOffset>
                 </wp:positionH>
                 <wp:positionV relativeFrom="paragraph">
-                  <wp:posOffset>990600</wp:posOffset>
+                  <wp:posOffset>998220</wp:posOffset>
                 </wp:positionV>
-                <wp:extent cx="4076700" cy="666750"/>
+                <wp:extent cx="2529840" cy="403860"/>
                 <wp:effectExtent l="0" t="0" r="0" b="0"/>
                 <wp:wrapNone/>
-                <wp:docPr id="310506160" name="Text Box 2"/>
+                <wp:docPr id="1141390482" name="Text Box 1"/>
                 <wp:cNvGraphicFramePr/>
                 <a:graphic xmlns:a="http://schemas.openxmlformats.org/drawingml/2006/main">
                   <a:graphicData uri="http://schemas.microsoft.com/office/word/2010/wordprocessingShape">
@@ -246,7 +241,7 @@
                       <wps:spPr>
                         <a:xfrm>
                           <a:off x="0" y="0"/>
-                          <a:ext cx="4076700" cy="666750"/>
+                          <a:ext cx="2529840" cy="403860"/>
                         </a:xfrm>
                         <a:prstGeom prst="rect">
                           <a:avLst/>
@@ -263,54 +258,18 @@
                               <w:rPr>
                                 <w:rFonts w:ascii="Arial Black" w:hAnsi="Arial Black"/>
                                 <w:color w:val="FFFFFF" w:themeColor="background1"/>
-                                <w:sz w:val="28"/>
-                                <w:szCs w:val="28"/>
+                                <w:sz w:val="24"/>
+                                <w:szCs w:val="24"/>
                               </w:rPr>
                             </w:pPr>
                             <w:r>
                               <w:rPr>
                                 <w:rFonts w:ascii="Arial Black" w:hAnsi="Arial Black"/>
                                 <w:color w:val="FFFFFF" w:themeColor="background1"/>
-                                <w:sz w:val="28"/>
-                                <w:szCs w:val="28"/>
+                                <w:sz w:val="24"/>
+                                <w:szCs w:val="24"/>
                               </w:rPr>
-                              <w:t xml:space="preserve">TAHUN </w:t>
-                            </w:r>
-                            <w:r>
-                              <w:rPr>
-                                <w:rFonts w:ascii="Arial Black" w:hAnsi="Arial Black"/>
-                                <w:color w:val="FFFFFF" w:themeColor="background1"/>
-                                <w:sz w:val="28"/>
-                                <w:szCs w:val="28"/>
-                              </w:rPr>
-                              <w:t>$</w:t>
-                            </w:r>
-                            <w:r>
-                              <w:rPr>
-                                <w:rFonts w:ascii="Arial Black" w:hAnsi="Arial Black"/>
-                                <w:color w:val="FFFFFF" w:themeColor="background1"/>
-                                <w:sz w:val="28"/>
-                                <w:szCs w:val="28"/>
-                              </w:rPr>
-                              <w:t>{</w:t>
-                            </w:r>
-                            <w:r>
-                              <w:rPr>
-                                <w:rFonts w:ascii="Arial Black" w:hAnsi="Arial Black"/>
-                                <w:color w:val="FFFFFF" w:themeColor="background1"/>
-                                <w:sz w:val="28"/>
-                                <w:szCs w:val="28"/>
-                              </w:rPr>
-                              <w:t>tahun</w:t>
-                            </w:r>
-                            <w:r>
-                              <w:rPr>
-                                <w:rFonts w:ascii="Arial Black" w:hAnsi="Arial Black"/>
-                                <w:color w:val="FFFFFF" w:themeColor="background1"/>
-                                <w:sz w:val="28"/>
-                                <w:szCs w:val="28"/>
-                              </w:rPr>
-                              <w:t>}</w:t>
+                              <w:t>TAHUN ${tahun}</w:t>
                             </w:r>
                           </w:p>
                         </w:txbxContent>
@@ -324,18 +283,12 @@
                     </wps:wsp>
                   </a:graphicData>
                 </a:graphic>
-                <wp14:sizeRelH relativeFrom="margin">
-                  <wp14:pctWidth>0</wp14:pctWidth>
-                </wp14:sizeRelH>
-                <wp14:sizeRelV relativeFrom="margin">
-                  <wp14:pctHeight>0</wp14:pctHeight>
-                </wp14:sizeRelV>
               </wp:anchor>
             </w:drawing>
           </mc:Choice>
           <mc:Fallback>
             <w:pict>
-              <v:shape w14:anchorId="03DA580E" id="_x0000_s1027" type="#_x0000_t202" style="position:absolute;margin-left:-15pt;margin-top:78pt;width:321pt;height:52.5pt;z-index:251663360;visibility:visible;mso-wrap-style:square;mso-width-percent:0;mso-height-percent:0;mso-wrap-distance-left:9pt;mso-wrap-distance-top:0;mso-wrap-distance-right:9pt;mso-wrap-distance-bottom:0;mso-position-horizontal:absolute;mso-position-horizontal-relative:text;mso-position-vertical:absolute;mso-position-vertical-relative:text;mso-width-percent:0;mso-height-percent:0;mso-width-relative:margin;mso-height-relative:margin;v-text-anchor:top" o:gfxdata="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" filled="f" stroked="f" strokeweight=".5pt">
+              <v:shape w14:anchorId="5ABD9E69" id="Text Box 1" o:spid="_x0000_s1027" type="#_x0000_t202" style="position:absolute;margin-left:-13.8pt;margin-top:78.6pt;width:199.2pt;height:31.8pt;z-index:251661312;visibility:visible;mso-wrap-style:square;mso-wrap-distance-left:9pt;mso-wrap-distance-top:0;mso-wrap-distance-right:9pt;mso-wrap-distance-bottom:0;mso-position-horizontal:absolute;mso-position-horizontal-relative:text;mso-position-vertical:absolute;mso-position-vertical-relative:text;v-text-anchor:top" o:gfxdata="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" filled="f" stroked="f" strokeweight=".5pt">
                 <v:textbox>
                   <w:txbxContent>
                     <w:p>
@@ -343,54 +296,18 @@
                         <w:rPr>
                           <w:rFonts w:ascii="Arial Black" w:hAnsi="Arial Black"/>
                           <w:color w:val="FFFFFF" w:themeColor="background1"/>
-                          <w:sz w:val="28"/>
-                          <w:szCs w:val="28"/>
+                          <w:sz w:val="24"/>
+                          <w:szCs w:val="24"/>
                         </w:rPr>
                       </w:pPr>
                       <w:r>
                         <w:rPr>
                           <w:rFonts w:ascii="Arial Black" w:hAnsi="Arial Black"/>
                           <w:color w:val="FFFFFF" w:themeColor="background1"/>
-                          <w:sz w:val="28"/>
-                          <w:szCs w:val="28"/>
+                          <w:sz w:val="24"/>
+                          <w:szCs w:val="24"/>
                         </w:rPr>
-                        <w:t xml:space="preserve">TAHUN </w:t>
-                      </w:r>
-                      <w:r>
-                        <w:rPr>
-                          <w:rFonts w:ascii="Arial Black" w:hAnsi="Arial Black"/>
-                          <w:color w:val="FFFFFF" w:themeColor="background1"/>
-                          <w:sz w:val="28"/>
-                          <w:szCs w:val="28"/>
-                        </w:rPr>
-                        <w:t>$</w:t>
-                      </w:r>
-                      <w:r>
-                        <w:rPr>
-                          <w:rFonts w:ascii="Arial Black" w:hAnsi="Arial Black"/>
-                          <w:color w:val="FFFFFF" w:themeColor="background1"/>
-                          <w:sz w:val="28"/>
-                          <w:szCs w:val="28"/>
-                        </w:rPr>
-                        <w:t>{</w:t>
-                      </w:r>
-                      <w:r>
-                        <w:rPr>
-                          <w:rFonts w:ascii="Arial Black" w:hAnsi="Arial Black"/>
-                          <w:color w:val="FFFFFF" w:themeColor="background1"/>
-                          <w:sz w:val="28"/>
-                          <w:szCs w:val="28"/>
-                        </w:rPr>
-                        <w:t>tahun</w:t>
-                      </w:r>
-                      <w:r>
-                        <w:rPr>
-                          <w:rFonts w:ascii="Arial Black" w:hAnsi="Arial Black"/>
-                          <w:color w:val="FFFFFF" w:themeColor="background1"/>
-                          <w:sz w:val="28"/>
-                          <w:szCs w:val="28"/>
-                        </w:rPr>
-                        <w:t>}</w:t>
+                        <w:t>TAHUN ${tahun}</w:t>
                       </w:r>
                     </w:p>
                   </w:txbxContent>
@@ -408,18 +325,18 @@
         <mc:AlternateContent>
           <mc:Choice Requires="wps">
             <w:drawing>
-              <wp:anchor distT="0" distB="0" distL="114300" distR="114300" simplePos="0" relativeHeight="251661312" behindDoc="0" locked="0" layoutInCell="1" allowOverlap="1" wp14:anchorId="05B29D26" wp14:editId="30436F8E">
+              <wp:anchor distT="0" distB="0" distL="114300" distR="114300" simplePos="0" relativeHeight="251660288" behindDoc="0" locked="0" layoutInCell="1" allowOverlap="1" wp14:anchorId="54D19AD5" wp14:editId="082DCEC0">
                 <wp:simplePos x="0" y="0"/>
                 <wp:positionH relativeFrom="column">
-                  <wp:posOffset>-190500</wp:posOffset>
+                  <wp:posOffset>-266700</wp:posOffset>
                 </wp:positionH>
                 <wp:positionV relativeFrom="paragraph">
-                  <wp:posOffset>514350</wp:posOffset>
+                  <wp:posOffset>-60960</wp:posOffset>
                 </wp:positionV>
-                <wp:extent cx="4076700" cy="666750"/>
-                <wp:effectExtent l="0" t="0" r="0" b="0"/>
+                <wp:extent cx="4076700" cy="1287780"/>
+                <wp:effectExtent l="0" t="0" r="0" b="7620"/>
                 <wp:wrapNone/>
-                <wp:docPr id="596458593" name="Text Box 2"/>
+                <wp:docPr id="1407723761" name="Text Box 2"/>
                 <wp:cNvGraphicFramePr/>
                 <a:graphic xmlns:a="http://schemas.openxmlformats.org/drawingml/2006/main">
                   <a:graphicData uri="http://schemas.microsoft.com/office/word/2010/wordprocessingShape">
@@ -428,7 +345,7 @@
                       <wps:spPr>
                         <a:xfrm>
                           <a:off x="0" y="0"/>
-                          <a:ext cx="4076700" cy="666750"/>
+                          <a:ext cx="4076700" cy="1287780"/>
                         </a:xfrm>
                         <a:prstGeom prst="rect">
                           <a:avLst/>
@@ -442,116 +359,7 @@
                         <w:txbxContent>
                           <w:p>
                             <w:pPr>
-                              <w:rPr>
-                                <w:rFonts w:ascii="Arial" w:hAnsi="Arial" w:cs="Arial"/>
-                                <w:color w:val="646130"/>
-                                <w:sz w:val="36"/>
-                                <w:szCs w:val="36"/>
-                              </w:rPr>
-                            </w:pPr>
-                            <w:r>
-                              <w:rPr>
-                                <w:rFonts w:ascii="Arial" w:hAnsi="Arial" w:cs="Arial"/>
-                                <w:color w:val="646130"/>
-                                <w:sz w:val="36"/>
-                                <w:szCs w:val="36"/>
-                              </w:rPr>
-                              <w:t>RAPAT TINJAUAN MANAJEMEN</w:t>
-                            </w:r>
-                          </w:p>
-                        </w:txbxContent>
-                      </wps:txbx>
-                      <wps:bodyPr rot="0" spcFirstLastPara="0" vertOverflow="overflow" horzOverflow="overflow" vert="horz" wrap="square" lIns="91440" tIns="45720" rIns="91440" bIns="45720" numCol="1" spcCol="0" rtlCol="0" fromWordArt="0" anchor="t" anchorCtr="0" forceAA="0" compatLnSpc="1">
-                        <a:prstTxWarp prst="textNoShape">
-                          <a:avLst/>
-                        </a:prstTxWarp>
-                        <a:noAutofit/>
-                      </wps:bodyPr>
-                    </wps:wsp>
-                  </a:graphicData>
-                </a:graphic>
-                <wp14:sizeRelH relativeFrom="margin">
-                  <wp14:pctWidth>0</wp14:pctWidth>
-                </wp14:sizeRelH>
-                <wp14:sizeRelV relativeFrom="margin">
-                  <wp14:pctHeight>0</wp14:pctHeight>
-                </wp14:sizeRelV>
-              </wp:anchor>
-            </w:drawing>
-          </mc:Choice>
-          <mc:Fallback>
-            <w:pict>
-              <v:shape w14:anchorId="05B29D26" id="_x0000_s1028" type="#_x0000_t202" style="position:absolute;margin-left:-15pt;margin-top:40.5pt;width:321pt;height:52.5pt;z-index:251661312;visibility:visible;mso-wrap-style:square;mso-width-percent:0;mso-height-percent:0;mso-wrap-distance-left:9pt;mso-wrap-distance-top:0;mso-wrap-distance-right:9pt;mso-wrap-distance-bottom:0;mso-position-horizontal:absolute;mso-position-horizontal-relative:text;mso-position-vertical:absolute;mso-position-vertical-relative:text;mso-width-percent:0;mso-height-percent:0;mso-width-relative:margin;mso-height-relative:margin;v-text-anchor:top" o:gfxdata="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" filled="f" stroked="f" strokeweight=".5pt">
-                <v:textbox>
-                  <w:txbxContent>
-                    <w:p>
-                      <w:pPr>
-                        <w:rPr>
-                          <w:rFonts w:ascii="Arial" w:hAnsi="Arial" w:cs="Arial"/>
-                          <w:color w:val="646130"/>
-                          <w:sz w:val="36"/>
-                          <w:szCs w:val="36"/>
-                        </w:rPr>
-                      </w:pPr>
-                      <w:r>
-                        <w:rPr>
-                          <w:rFonts w:ascii="Arial" w:hAnsi="Arial" w:cs="Arial"/>
-                          <w:color w:val="646130"/>
-                          <w:sz w:val="36"/>
-                          <w:szCs w:val="36"/>
-                        </w:rPr>
-                        <w:t>RAPAT TINJAUAN MANAJEMEN</w:t>
-                      </w:r>
-                    </w:p>
-                  </w:txbxContent>
-                </v:textbox>
-              </v:shape>
-            </w:pict>
-          </mc:Fallback>
-        </mc:AlternateContent>
-      </w:r>
-      <w:r>
-        <w:rPr>
-          <w:rFonts w:ascii="Times New Roman" w:hAnsi="Times New Roman" w:cs="Times New Roman"/>
-          <w:noProof/>
-        </w:rPr>
-        <mc:AlternateContent>
-          <mc:Choice Requires="wps">
-            <w:drawing>
-              <wp:anchor distT="0" distB="0" distL="114300" distR="114300" simplePos="0" relativeHeight="251659264" behindDoc="0" locked="0" layoutInCell="1" allowOverlap="1" wp14:anchorId="261B6FA2" wp14:editId="0596538D">
-                <wp:simplePos x="0" y="0"/>
-                <wp:positionH relativeFrom="column">
-                  <wp:posOffset>-190500</wp:posOffset>
-                </wp:positionH>
-                <wp:positionV relativeFrom="paragraph">
-                  <wp:posOffset>-152400</wp:posOffset>
-                </wp:positionV>
-                <wp:extent cx="4076700" cy="666750"/>
-                <wp:effectExtent l="0" t="0" r="0" b="0"/>
-                <wp:wrapNone/>
-                <wp:docPr id="1407723761" name="Text Box 2"/>
-                <wp:cNvGraphicFramePr/>
-                <a:graphic xmlns:a="http://schemas.openxmlformats.org/drawingml/2006/main">
-                  <a:graphicData uri="http://schemas.microsoft.com/office/word/2010/wordprocessingShape">
-                    <wps:wsp>
-                      <wps:cNvSpPr txBox="1"/>
-                      <wps:spPr>
-                        <a:xfrm>
-                          <a:off x="0" y="0"/>
-                          <a:ext cx="4076700" cy="666750"/>
-                        </a:xfrm>
-                        <a:prstGeom prst="rect">
-                          <a:avLst/>
-                        </a:prstGeom>
-                        <a:noFill/>
-                        <a:ln w="6350">
-                          <a:noFill/>
-                        </a:ln>
-                      </wps:spPr>
-                      <wps:txbx>
-                        <w:txbxContent>
-                          <w:p>
-                            <w:pPr>
+                              <w:spacing w:after="0" w:line="240" w:lineRule="auto"/>
                               <w:rPr>
                                 <w:rFonts w:ascii="Arial Black" w:hAnsi="Arial Black"/>
                                 <w:color w:val="646130"/>
@@ -577,6 +385,66 @@
                               </w:rPr>
                               <w:t>M</w:t>
                             </w:r>
+                          </w:p>
+                          <w:p>
+                            <w:pPr>
+                              <w:spacing w:after="0" w:line="240" w:lineRule="auto"/>
+                              <w:rPr>
+                                <w:rFonts w:ascii="Arial" w:hAnsi="Arial" w:cs="Arial"/>
+                                <w:color w:val="646130"/>
+                                <w:sz w:val="36"/>
+                                <w:szCs w:val="36"/>
+                              </w:rPr>
+                            </w:pPr>
+                            <w:r>
+                              <w:rPr>
+                                <w:rFonts w:ascii="Arial" w:hAnsi="Arial" w:cs="Arial"/>
+                                <w:color w:val="646130"/>
+                                <w:sz w:val="36"/>
+                                <w:szCs w:val="36"/>
+                              </w:rPr>
+                              <w:t>RAPAT TINJAUAN MANAJEMEN</w:t>
+                            </w:r>
+                          </w:p>
+                          <w:p>
+                            <w:pPr>
+                              <w:rPr>
+                                <w:rFonts w:ascii="Arial Black" w:hAnsi="Arial Black"/>
+                                <w:color w:val="646130"/>
+                                <w:sz w:val="72"/>
+                                <w:szCs w:val="72"/>
+                              </w:rPr>
+                            </w:pPr>
+                          </w:p>
+                          <w:p>
+                            <w:pPr>
+                              <w:rPr>
+                                <w:rFonts w:ascii="Arial Black" w:hAnsi="Arial Black"/>
+                                <w:color w:val="646130"/>
+                                <w:sz w:val="72"/>
+                                <w:szCs w:val="72"/>
+                              </w:rPr>
+                            </w:pPr>
+                          </w:p>
+                          <w:p>
+                            <w:pPr>
+                              <w:rPr>
+                                <w:rFonts w:ascii="Arial Black" w:hAnsi="Arial Black"/>
+                                <w:color w:val="646130"/>
+                                <w:sz w:val="72"/>
+                                <w:szCs w:val="72"/>
+                              </w:rPr>
+                            </w:pPr>
+                          </w:p>
+                          <w:p>
+                            <w:pPr>
+                              <w:rPr>
+                                <w:rFonts w:ascii="Arial Black" w:hAnsi="Arial Black"/>
+                                <w:color w:val="646130"/>
+                                <w:sz w:val="72"/>
+                                <w:szCs w:val="72"/>
+                              </w:rPr>
+                            </w:pPr>
                             <w:r>
                               <w:rPr>
                                 <w:rFonts w:ascii="Arial Black" w:hAnsi="Arial Black"/>
@@ -586,10 +454,10 @@
                                 <w:szCs w:val="72"/>
                               </w:rPr>
                               <w:drawing>
-                                <wp:inline distT="0" distB="0" distL="0" distR="0" wp14:anchorId="1257B4A1" wp14:editId="49B935CA">
+                                <wp:inline distT="0" distB="0" distL="0" distR="0" wp14:anchorId="1953E4ED" wp14:editId="42821BC2">
                                   <wp:extent cx="3478530" cy="568960"/>
                                   <wp:effectExtent l="0" t="0" r="0" b="0"/>
-                                  <wp:docPr id="767856329" name="Picture 3"/>
+                                  <wp:docPr id="456270229" name="Picture 3"/>
                                   <wp:cNvGraphicFramePr>
                                     <a:graphicFrameLocks xmlns:a="http://schemas.openxmlformats.org/drawingml/2006/main" noChangeAspect="1"/>
                                   </wp:cNvGraphicFramePr>
@@ -666,11 +534,12 @@
           </mc:Choice>
           <mc:Fallback>
             <w:pict>
-              <v:shape w14:anchorId="261B6FA2" id="_x0000_s1029" type="#_x0000_t202" style="position:absolute;margin-left:-15pt;margin-top:-12pt;width:321pt;height:52.5pt;z-index:251659264;visibility:visible;mso-wrap-style:square;mso-width-percent:0;mso-height-percent:0;mso-wrap-distance-left:9pt;mso-wrap-distance-top:0;mso-wrap-distance-right:9pt;mso-wrap-distance-bottom:0;mso-position-horizontal:absolute;mso-position-horizontal-relative:text;mso-position-vertical:absolute;mso-position-vertical-relative:text;mso-width-percent:0;mso-height-percent:0;mso-width-relative:margin;mso-height-relative:margin;v-text-anchor:top" o:gfxdata="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" filled="f" stroked="f" strokeweight=".5pt">
+              <v:shape w14:anchorId="54D19AD5" id="_x0000_s1028" type="#_x0000_t202" style="position:absolute;margin-left:-21pt;margin-top:-4.8pt;width:321pt;height:101.4pt;z-index:251660288;visibility:visible;mso-wrap-style:square;mso-width-percent:0;mso-height-percent:0;mso-wrap-distance-left:9pt;mso-wrap-distance-top:0;mso-wrap-distance-right:9pt;mso-wrap-distance-bottom:0;mso-position-horizontal:absolute;mso-position-horizontal-relative:text;mso-position-vertical:absolute;mso-position-vertical-relative:text;mso-width-percent:0;mso-height-percent:0;mso-width-relative:margin;mso-height-relative:margin;v-text-anchor:top" o:gfxdata="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" filled="f" stroked="f" strokeweight=".5pt">
                 <v:textbox>
                   <w:txbxContent>
                     <w:p>
                       <w:pPr>
+                        <w:spacing w:after="0" w:line="240" w:lineRule="auto"/>
                         <w:rPr>
                           <w:rFonts w:ascii="Arial Black" w:hAnsi="Arial Black"/>
                           <w:color w:val="646130"/>
@@ -696,6 +565,66 @@
                         </w:rPr>
                         <w:t>M</w:t>
                       </w:r>
+                    </w:p>
+                    <w:p>
+                      <w:pPr>
+                        <w:spacing w:after="0" w:line="240" w:lineRule="auto"/>
+                        <w:rPr>
+                          <w:rFonts w:ascii="Arial" w:hAnsi="Arial" w:cs="Arial"/>
+                          <w:color w:val="646130"/>
+                          <w:sz w:val="36"/>
+                          <w:szCs w:val="36"/>
+                        </w:rPr>
+                      </w:pPr>
+                      <w:r>
+                        <w:rPr>
+                          <w:rFonts w:ascii="Arial" w:hAnsi="Arial" w:cs="Arial"/>
+                          <w:color w:val="646130"/>
+                          <w:sz w:val="36"/>
+                          <w:szCs w:val="36"/>
+                        </w:rPr>
+                        <w:t>RAPAT TINJAUAN MANAJEMEN</w:t>
+                      </w:r>
+                    </w:p>
+                    <w:p>
+                      <w:pPr>
+                        <w:rPr>
+                          <w:rFonts w:ascii="Arial Black" w:hAnsi="Arial Black"/>
+                          <w:color w:val="646130"/>
+                          <w:sz w:val="72"/>
+                          <w:szCs w:val="72"/>
+                        </w:rPr>
+                      </w:pPr>
+                    </w:p>
+                    <w:p>
+                      <w:pPr>
+                        <w:rPr>
+                          <w:rFonts w:ascii="Arial Black" w:hAnsi="Arial Black"/>
+                          <w:color w:val="646130"/>
+                          <w:sz w:val="72"/>
+                          <w:szCs w:val="72"/>
+                        </w:rPr>
+                      </w:pPr>
+                    </w:p>
+                    <w:p>
+                      <w:pPr>
+                        <w:rPr>
+                          <w:rFonts w:ascii="Arial Black" w:hAnsi="Arial Black"/>
+                          <w:color w:val="646130"/>
+                          <w:sz w:val="72"/>
+                          <w:szCs w:val="72"/>
+                        </w:rPr>
+                      </w:pPr>
+                    </w:p>
+                    <w:p>
+                      <w:pPr>
+                        <w:rPr>
+                          <w:rFonts w:ascii="Arial Black" w:hAnsi="Arial Black"/>
+                          <w:color w:val="646130"/>
+                          <w:sz w:val="72"/>
+                          <w:szCs w:val="72"/>
+                        </w:rPr>
+                      </w:pPr>
                       <w:r>
                         <w:rPr>
                           <w:rFonts w:ascii="Arial Black" w:hAnsi="Arial Black"/>
@@ -705,10 +634,10 @@
                           <w:szCs w:val="72"/>
                         </w:rPr>
                         <w:drawing>
-                          <wp:inline distT="0" distB="0" distL="0" distR="0" wp14:anchorId="1257B4A1" wp14:editId="49B935CA">
+                          <wp:inline distT="0" distB="0" distL="0" distR="0" wp14:anchorId="1953E4ED" wp14:editId="42821BC2">
                             <wp:extent cx="3478530" cy="568960"/>
                             <wp:effectExtent l="0" t="0" r="0" b="0"/>
-                            <wp:docPr id="767856329" name="Picture 3"/>
+                            <wp:docPr id="456270229" name="Picture 3"/>
                             <wp:cNvGraphicFramePr>
                               <a:graphicFrameLocks xmlns:a="http://schemas.openxmlformats.org/drawingml/2006/main" noChangeAspect="1"/>
                             </wp:cNvGraphicFramePr>
@@ -722,7 +651,7 @@
                                     </pic:cNvPicPr>
                                   </pic:nvPicPr>
                                   <pic:blipFill>
-                                    <a:blip r:embed="rId7">
+                                    <a:blip r:embed="rId8">
                                       <a:extLst>
                                         <a:ext uri="{28A0092B-C50C-407E-A947-70E740481C1C}">
                                           <a14:useLocalDpi xmlns:a14="http://schemas.microsoft.com/office/drawing/2010/main" val="0"/>
@@ -776,13 +705,13 @@
           <w:noProof/>
         </w:rPr>
         <w:drawing>
-          <wp:anchor distT="0" distB="0" distL="114300" distR="114300" simplePos="0" relativeHeight="251658240" behindDoc="1" locked="0" layoutInCell="1" allowOverlap="1" wp14:anchorId="730FF673" wp14:editId="466E9CC0">
+          <wp:anchor distT="0" distB="0" distL="114300" distR="114300" simplePos="0" relativeHeight="251659264" behindDoc="1" locked="0" layoutInCell="1" allowOverlap="1" wp14:anchorId="60614868" wp14:editId="0F23A184">
             <wp:simplePos x="0" y="0"/>
             <wp:positionH relativeFrom="column">
               <wp:posOffset>-929640</wp:posOffset>
             </wp:positionH>
             <wp:positionV relativeFrom="paragraph">
-              <wp:posOffset>-937260</wp:posOffset>
+              <wp:posOffset>-967740</wp:posOffset>
             </wp:positionV>
             <wp:extent cx="7597140" cy="10751813"/>
             <wp:effectExtent l="0" t="0" r="3810" b="0"/>
@@ -799,7 +728,7 @@
                     <pic:cNvPicPr/>
                   </pic:nvPicPr>
                   <pic:blipFill>
-                    <a:blip r:embed="rId8">
+                    <a:blip r:embed="rId9">
                       <a:extLst>
                         <a:ext uri="{28A0092B-C50C-407E-A947-70E740481C1C}">
                           <a14:useLocalDpi xmlns:a14="http://schemas.microsoft.com/office/drawing/2010/main" val="0"/>
@@ -813,7 +742,7 @@
                   <pic:spPr>
                     <a:xfrm>
                       <a:off x="0" y="0"/>
-                      <a:ext cx="7600844" cy="10757055"/>
+                      <a:ext cx="7597140" cy="10751813"/>
                     </a:xfrm>
                     <a:prstGeom prst="rect">
                       <a:avLst/>
@@ -831,12 +760,119 @@
           </wp:anchor>
         </w:drawing>
       </w:r>
+    </w:p>
+    <w:p>
       <w:r>
-        <w:rPr>
-          <w:rFonts w:ascii="Times New Roman" w:hAnsi="Times New Roman" w:cs="Times New Roman"/>
-        </w:rPr>
         <w:br w:type="page"/>
       </w:r>
+    </w:p>
+    <w:p>
+      <w:pPr>
+        <w:jc w:val="center"/>
+        <w:rPr>
+          <w:rFonts w:ascii="Times New Roman" w:hAnsi="Times New Roman" w:cs="Times New Roman"/>
+          <w:b/>
+          <w:bCs/>
+          <w:sz w:val="24"/>
+          <w:szCs w:val="24"/>
+        </w:rPr>
+      </w:pPr>
+      <w:r>
+        <w:rPr>
+          <w:rFonts w:ascii="Times New Roman" w:hAnsi="Times New Roman" w:cs="Times New Roman"/>
+          <w:b/>
+          <w:bCs/>
+          <w:sz w:val="24"/>
+          <w:szCs w:val="24"/>
+        </w:rPr>
+        <w:lastRenderedPageBreak/>
+        <w:t>$</w:t>
+      </w:r>
+      <w:r>
+        <w:rPr>
+          <w:rFonts w:ascii="Times New Roman" w:hAnsi="Times New Roman" w:cs="Times New Roman"/>
+          <w:b/>
+          <w:bCs/>
+          <w:sz w:val="24"/>
+          <w:szCs w:val="24"/>
+        </w:rPr>
+        <w:t>{</w:t>
+      </w:r>
+      <w:r>
+        <w:rPr>
+          <w:rFonts w:ascii="Times New Roman" w:hAnsi="Times New Roman" w:cs="Times New Roman"/>
+          <w:b/>
+          <w:bCs/>
+          <w:sz w:val="24"/>
+          <w:szCs w:val="24"/>
+        </w:rPr>
+        <w:t>judul</w:t>
+      </w:r>
+      <w:r>
+        <w:rPr>
+          <w:rFonts w:ascii="Times New Roman" w:hAnsi="Times New Roman" w:cs="Times New Roman"/>
+          <w:b/>
+          <w:bCs/>
+          <w:sz w:val="24"/>
+          <w:szCs w:val="24"/>
+        </w:rPr>
+        <w:t>#1}</w:t>
+      </w:r>
+    </w:p>
+    <w:p>
+      <w:pPr>
+        <w:jc w:val="center"/>
+        <w:rPr>
+          <w:rFonts w:ascii="Times New Roman" w:hAnsi="Times New Roman" w:cs="Times New Roman"/>
+          <w:sz w:val="24"/>
+          <w:szCs w:val="24"/>
+        </w:rPr>
+      </w:pPr>
+      <w:r>
+        <w:rPr>
+          <w:rFonts w:ascii="Times New Roman" w:hAnsi="Times New Roman" w:cs="Times New Roman"/>
+          <w:sz w:val="24"/>
+          <w:szCs w:val="24"/>
+        </w:rPr>
+        <w:t>${</w:t>
+      </w:r>
+      <w:r>
+        <w:rPr>
+          <w:rFonts w:ascii="Times New Roman" w:hAnsi="Times New Roman" w:cs="Times New Roman"/>
+          <w:sz w:val="24"/>
+          <w:szCs w:val="24"/>
+        </w:rPr>
+        <w:t>isi#1</w:t>
+      </w:r>
+      <w:r>
+        <w:rPr>
+          <w:rFonts w:ascii="Times New Roman" w:hAnsi="Times New Roman" w:cs="Times New Roman"/>
+          <w:sz w:val="24"/>
+          <w:szCs w:val="24"/>
+        </w:rPr>
+        <w:t>}</w:t>
+      </w:r>
+    </w:p>
+    <w:p>
+      <w:pPr>
+        <w:rPr>
+          <w:rFonts w:ascii="Times New Roman" w:hAnsi="Times New Roman" w:cs="Times New Roman"/>
+        </w:rPr>
+      </w:pPr>
+      <w:r>
+        <w:rPr>
+          <w:rFonts w:ascii="Times New Roman" w:hAnsi="Times New Roman" w:cs="Times New Roman"/>
+        </w:rPr>
+        <w:br w:type="page"/>
+      </w:r>
+    </w:p>
+    <w:p>
+      <w:pPr>
+        <w:jc w:val="center"/>
+        <w:rPr>
+          <w:rFonts w:ascii="Times New Roman" w:hAnsi="Times New Roman" w:cs="Times New Roman"/>
+        </w:rPr>
+      </w:pPr>
     </w:p>
     <w:tbl>
       <w:tblPr>
@@ -872,12 +908,11 @@
                 <w:rFonts w:ascii="Times New Roman" w:hAnsi="Times New Roman" w:cs="Times New Roman"/>
                 <w:noProof/>
               </w:rPr>
-              <w:lastRenderedPageBreak/>
               <w:drawing>
-                <wp:inline distT="0" distB="0" distL="0" distR="0" wp14:anchorId="3BA1345E" wp14:editId="3262DA95">
+                <wp:inline distT="0" distB="0" distL="0" distR="0" wp14:anchorId="21838BC3" wp14:editId="4E956B2A">
                   <wp:extent cx="821267" cy="822269"/>
                   <wp:effectExtent l="0" t="0" r="0" b="0"/>
-                  <wp:docPr id="912119357" name="Picture 1"/>
+                  <wp:docPr id="340293493" name="Picture 1"/>
                   <wp:cNvGraphicFramePr>
                     <a:graphicFrameLocks xmlns:a="http://schemas.openxmlformats.org/drawingml/2006/main" noChangeAspect="1"/>
                   </wp:cNvGraphicFramePr>
@@ -891,7 +926,7 @@
                           </pic:cNvPicPr>
                         </pic:nvPicPr>
                         <pic:blipFill>
-                          <a:blip r:embed="rId9" cstate="print">
+                          <a:blip r:embed="rId10" cstate="print">
                             <a:extLst>
                               <a:ext uri="{28A0092B-C50C-407E-A947-70E740481C1C}">
                                 <a14:useLocalDpi xmlns:a14="http://schemas.microsoft.com/office/drawing/2010/main" val="0"/>
@@ -1097,7 +1132,19 @@
             <w:tcW w:w="3005" w:type="dxa"/>
           </w:tcPr>
           <w:p>
+            <w:pPr>
+              <w:rPr>
+                <w:rFonts w:ascii="Times New Roman" w:hAnsi="Times New Roman" w:cs="Times New Roman"/>
+                <w:sz w:val="24"/>
+                <w:szCs w:val="24"/>
+              </w:rPr>
+            </w:pPr>
             <w:r>
+              <w:rPr>
+                <w:rFonts w:ascii="Times New Roman" w:hAnsi="Times New Roman" w:cs="Times New Roman"/>
+                <w:sz w:val="24"/>
+                <w:szCs w:val="24"/>
+              </w:rPr>
               <w:t>Hari/tanggal</w:t>
             </w:r>
           </w:p>
@@ -1107,7 +1154,19 @@
             <w:tcW w:w="392" w:type="dxa"/>
           </w:tcPr>
           <w:p>
+            <w:pPr>
+              <w:rPr>
+                <w:rFonts w:ascii="Times New Roman" w:hAnsi="Times New Roman" w:cs="Times New Roman"/>
+                <w:sz w:val="24"/>
+                <w:szCs w:val="24"/>
+              </w:rPr>
+            </w:pPr>
             <w:r>
+              <w:rPr>
+                <w:rFonts w:ascii="Times New Roman" w:hAnsi="Times New Roman" w:cs="Times New Roman"/>
+                <w:sz w:val="24"/>
+                <w:szCs w:val="24"/>
+              </w:rPr>
               <w:t>:</w:t>
             </w:r>
           </w:p>
@@ -1117,7 +1176,19 @@
             <w:tcW w:w="5619" w:type="dxa"/>
           </w:tcPr>
           <w:p>
+            <w:pPr>
+              <w:rPr>
+                <w:rFonts w:ascii="Times New Roman" w:hAnsi="Times New Roman" w:cs="Times New Roman"/>
+                <w:sz w:val="24"/>
+                <w:szCs w:val="24"/>
+              </w:rPr>
+            </w:pPr>
             <w:r>
+              <w:rPr>
+                <w:rFonts w:ascii="Times New Roman" w:hAnsi="Times New Roman" w:cs="Times New Roman"/>
+                <w:sz w:val="24"/>
+                <w:szCs w:val="24"/>
+              </w:rPr>
               <w:t>${date}</w:t>
             </w:r>
           </w:p>
@@ -1132,7 +1203,19 @@
             <w:tcW w:w="3005" w:type="dxa"/>
           </w:tcPr>
           <w:p>
+            <w:pPr>
+              <w:rPr>
+                <w:rFonts w:ascii="Times New Roman" w:hAnsi="Times New Roman" w:cs="Times New Roman"/>
+                <w:sz w:val="24"/>
+                <w:szCs w:val="24"/>
+              </w:rPr>
+            </w:pPr>
             <w:r>
+              <w:rPr>
+                <w:rFonts w:ascii="Times New Roman" w:hAnsi="Times New Roman" w:cs="Times New Roman"/>
+                <w:sz w:val="24"/>
+                <w:szCs w:val="24"/>
+              </w:rPr>
               <w:t>Tempat</w:t>
             </w:r>
           </w:p>
@@ -1142,7 +1225,19 @@
             <w:tcW w:w="392" w:type="dxa"/>
           </w:tcPr>
           <w:p>
+            <w:pPr>
+              <w:rPr>
+                <w:rFonts w:ascii="Times New Roman" w:hAnsi="Times New Roman" w:cs="Times New Roman"/>
+                <w:sz w:val="24"/>
+                <w:szCs w:val="24"/>
+              </w:rPr>
+            </w:pPr>
             <w:r>
+              <w:rPr>
+                <w:rFonts w:ascii="Times New Roman" w:hAnsi="Times New Roman" w:cs="Times New Roman"/>
+                <w:sz w:val="24"/>
+                <w:szCs w:val="24"/>
+              </w:rPr>
               <w:t>:</w:t>
             </w:r>
           </w:p>
@@ -1152,7 +1247,19 @@
             <w:tcW w:w="5619" w:type="dxa"/>
           </w:tcPr>
           <w:p>
+            <w:pPr>
+              <w:rPr>
+                <w:rFonts w:ascii="Times New Roman" w:hAnsi="Times New Roman" w:cs="Times New Roman"/>
+                <w:sz w:val="24"/>
+                <w:szCs w:val="24"/>
+              </w:rPr>
+            </w:pPr>
             <w:r>
+              <w:rPr>
+                <w:rFonts w:ascii="Times New Roman" w:hAnsi="Times New Roman" w:cs="Times New Roman"/>
+                <w:sz w:val="24"/>
+                <w:szCs w:val="24"/>
+              </w:rPr>
               <w:t>${tempat}</w:t>
             </w:r>
           </w:p>
@@ -1167,7 +1274,19 @@
             <w:tcW w:w="3005" w:type="dxa"/>
           </w:tcPr>
           <w:p>
+            <w:pPr>
+              <w:rPr>
+                <w:rFonts w:ascii="Times New Roman" w:hAnsi="Times New Roman" w:cs="Times New Roman"/>
+                <w:sz w:val="24"/>
+                <w:szCs w:val="24"/>
+              </w:rPr>
+            </w:pPr>
             <w:r>
+              <w:rPr>
+                <w:rFonts w:ascii="Times New Roman" w:hAnsi="Times New Roman" w:cs="Times New Roman"/>
+                <w:sz w:val="24"/>
+                <w:szCs w:val="24"/>
+              </w:rPr>
               <w:t>Waktu</w:t>
             </w:r>
           </w:p>
@@ -1177,7 +1296,19 @@
             <w:tcW w:w="392" w:type="dxa"/>
           </w:tcPr>
           <w:p>
+            <w:pPr>
+              <w:rPr>
+                <w:rFonts w:ascii="Times New Roman" w:hAnsi="Times New Roman" w:cs="Times New Roman"/>
+                <w:sz w:val="24"/>
+                <w:szCs w:val="24"/>
+              </w:rPr>
+            </w:pPr>
             <w:r>
+              <w:rPr>
+                <w:rFonts w:ascii="Times New Roman" w:hAnsi="Times New Roman" w:cs="Times New Roman"/>
+                <w:sz w:val="24"/>
+                <w:szCs w:val="24"/>
+              </w:rPr>
               <w:t>:</w:t>
             </w:r>
           </w:p>
@@ -1187,7 +1318,19 @@
             <w:tcW w:w="5619" w:type="dxa"/>
           </w:tcPr>
           <w:p>
+            <w:pPr>
+              <w:rPr>
+                <w:rFonts w:ascii="Times New Roman" w:hAnsi="Times New Roman" w:cs="Times New Roman"/>
+                <w:sz w:val="24"/>
+                <w:szCs w:val="24"/>
+              </w:rPr>
+            </w:pPr>
             <w:r>
+              <w:rPr>
+                <w:rFonts w:ascii="Times New Roman" w:hAnsi="Times New Roman" w:cs="Times New Roman"/>
+                <w:sz w:val="24"/>
+                <w:szCs w:val="24"/>
+              </w:rPr>
               <w:t>${waktu}</w:t>
             </w:r>
           </w:p>
@@ -1217,127 +1360,7 @@
           <w:sz w:val="24"/>
           <w:szCs w:val="24"/>
         </w:rPr>
-        <w:t>Telah dilaksanakan kegiatan Rapat Tinjauan Manajemen atas hasil</w:t>
-      </w:r>
-      <w:r>
-        <w:rPr>
-          <w:rFonts w:ascii="Times New Roman" w:hAnsi="Times New Roman" w:cs="Times New Roman"/>
-          <w:sz w:val="24"/>
-          <w:szCs w:val="24"/>
-        </w:rPr>
-        <w:t xml:space="preserve"> </w:t>
-      </w:r>
-      <w:r>
-        <w:rPr>
-          <w:rFonts w:ascii="Times New Roman" w:hAnsi="Times New Roman" w:cs="Times New Roman"/>
-          <w:sz w:val="24"/>
-          <w:szCs w:val="24"/>
-        </w:rPr>
-        <w:t xml:space="preserve"> </w:t>
-      </w:r>
-      <w:r>
-        <w:rPr>
-          <w:rFonts w:ascii="Times New Roman" w:hAnsi="Times New Roman" w:cs="Times New Roman"/>
-          <w:sz w:val="24"/>
-          <w:szCs w:val="24"/>
-        </w:rPr>
-        <w:t>$</w:t>
-      </w:r>
-      <w:r>
-        <w:rPr>
-          <w:rFonts w:ascii="Times New Roman" w:hAnsi="Times New Roman" w:cs="Times New Roman"/>
-          <w:sz w:val="24"/>
-          <w:szCs w:val="24"/>
-        </w:rPr>
-        <w:t>{</w:t>
-      </w:r>
-      <w:r>
-        <w:rPr>
-          <w:rFonts w:ascii="Times New Roman" w:hAnsi="Times New Roman" w:cs="Times New Roman"/>
-          <w:sz w:val="24"/>
-          <w:szCs w:val="24"/>
-        </w:rPr>
-        <w:t>jadwal</w:t>
-      </w:r>
-      <w:r>
-        <w:rPr>
-          <w:rFonts w:ascii="Times New Roman" w:hAnsi="Times New Roman" w:cs="Times New Roman"/>
-          <w:sz w:val="24"/>
-          <w:szCs w:val="24"/>
-        </w:rPr>
-        <w:t xml:space="preserve">} yang dipimpin oleh </w:t>
-      </w:r>
-      <w:r>
-        <w:rPr>
-          <w:rFonts w:ascii="Times New Roman" w:hAnsi="Times New Roman" w:cs="Times New Roman"/>
-          <w:sz w:val="24"/>
-          <w:szCs w:val="24"/>
-        </w:rPr>
-        <w:t xml:space="preserve"> </w:t>
-      </w:r>
-      <w:r>
-        <w:rPr>
-          <w:rFonts w:ascii="Times New Roman" w:hAnsi="Times New Roman" w:cs="Times New Roman"/>
-          <w:sz w:val="24"/>
-          <w:szCs w:val="24"/>
-        </w:rPr>
-        <w:t>$</w:t>
-      </w:r>
-      <w:r>
-        <w:rPr>
-          <w:rFonts w:ascii="Times New Roman" w:hAnsi="Times New Roman" w:cs="Times New Roman"/>
-          <w:sz w:val="24"/>
-          <w:szCs w:val="24"/>
-        </w:rPr>
-        <w:t>{pimpinan} dan dihadiri oleh</w:t>
-      </w:r>
-      <w:r>
-        <w:rPr>
-          <w:rFonts w:ascii="Times New Roman" w:hAnsi="Times New Roman" w:cs="Times New Roman"/>
-          <w:sz w:val="24"/>
-          <w:szCs w:val="24"/>
-        </w:rPr>
-        <w:t xml:space="preserve"> </w:t>
-      </w:r>
-      <w:r>
-        <w:rPr>
-          <w:rFonts w:ascii="Times New Roman" w:hAnsi="Times New Roman" w:cs="Times New Roman"/>
-          <w:sz w:val="24"/>
-          <w:szCs w:val="24"/>
-        </w:rPr>
-        <w:t xml:space="preserve"> </w:t>
-      </w:r>
-      <w:r>
-        <w:rPr>
-          <w:rFonts w:ascii="Times New Roman" w:hAnsi="Times New Roman" w:cs="Times New Roman"/>
-          <w:sz w:val="24"/>
-          <w:szCs w:val="24"/>
-        </w:rPr>
-        <w:t>$</w:t>
-      </w:r>
-      <w:r>
-        <w:rPr>
-          <w:rFonts w:ascii="Times New Roman" w:hAnsi="Times New Roman" w:cs="Times New Roman"/>
-          <w:sz w:val="24"/>
-          <w:szCs w:val="24"/>
-        </w:rPr>
-        <w:t>{</w:t>
-      </w:r>
-      <w:r>
-        <w:rPr>
-          <w:rFonts w:ascii="Times New Roman" w:hAnsi="Times New Roman" w:cs="Times New Roman"/>
-          <w:sz w:val="24"/>
-          <w:szCs w:val="24"/>
-        </w:rPr>
-        <w:t>peserta</w:t>
-      </w:r>
-      <w:r>
-        <w:rPr>
-          <w:rFonts w:ascii="Times New Roman" w:hAnsi="Times New Roman" w:cs="Times New Roman"/>
-          <w:sz w:val="24"/>
-          <w:szCs w:val="24"/>
-        </w:rPr>
-        <w:t>} peserta.</w:t>
+        <w:t>Telah dilaksanakan kegiatan Rapat Tinjauan Manajemen atas hasil  ${jadwal} yang dipimpin oleh  ${pimpinan} dan dihadiri oleh  ${peserta} peserta.</w:t>
       </w:r>
     </w:p>
     <w:p>
@@ -1369,7 +1392,19 @@
             <w:tcW w:w="4508" w:type="dxa"/>
           </w:tcPr>
           <w:p>
+            <w:pPr>
+              <w:rPr>
+                <w:rFonts w:ascii="Times New Roman" w:hAnsi="Times New Roman" w:cs="Times New Roman"/>
+                <w:sz w:val="24"/>
+                <w:szCs w:val="24"/>
+              </w:rPr>
+            </w:pPr>
             <w:r>
+              <w:rPr>
+                <w:rFonts w:ascii="Times New Roman" w:hAnsi="Times New Roman" w:cs="Times New Roman"/>
+                <w:sz w:val="24"/>
+                <w:szCs w:val="24"/>
+              </w:rPr>
               <w:t>Purwokerto, tanggal</w:t>
             </w:r>
           </w:p>
@@ -1385,8 +1420,48 @@
             <w:tcW w:w="4508" w:type="dxa"/>
           </w:tcPr>
           <w:p>
+            <w:pPr>
+              <w:rPr>
+                <w:rFonts w:ascii="Times New Roman" w:hAnsi="Times New Roman" w:cs="Times New Roman"/>
+                <w:sz w:val="24"/>
+                <w:szCs w:val="24"/>
+              </w:rPr>
+            </w:pPr>
             <w:r>
+              <w:rPr>
+                <w:rFonts w:ascii="Times New Roman" w:hAnsi="Times New Roman" w:cs="Times New Roman"/>
+                <w:sz w:val="24"/>
+                <w:szCs w:val="24"/>
+              </w:rPr>
               <w:t>Dekan ${unit}</w:t>
+            </w:r>
+          </w:p>
+        </w:tc>
+      </w:tr>
+      <w:tr>
+        <w:trPr>
+          <w:trHeight w:val="2036"/>
+          <w:jc w:val="right"/>
+        </w:trPr>
+        <w:tc>
+          <w:tcPr>
+            <w:tcW w:w="4508" w:type="dxa"/>
+          </w:tcPr>
+          <w:p>
+            <w:pPr>
+              <w:rPr>
+                <w:rFonts w:ascii="Times New Roman" w:hAnsi="Times New Roman" w:cs="Times New Roman"/>
+                <w:sz w:val="24"/>
+                <w:szCs w:val="24"/>
+              </w:rPr>
+            </w:pPr>
+            <w:r>
+              <w:rPr>
+                <w:rFonts w:ascii="Times New Roman" w:hAnsi="Times New Roman" w:cs="Times New Roman"/>
+                <w:sz w:val="24"/>
+                <w:szCs w:val="24"/>
+              </w:rPr>
+              <w:t>${image_user#1}</w:t>
             </w:r>
           </w:p>
         </w:tc>
@@ -1401,30 +1476,20 @@
             <w:tcW w:w="4508" w:type="dxa"/>
           </w:tcPr>
           <w:p>
+            <w:pPr>
+              <w:rPr>
+                <w:rFonts w:ascii="Times New Roman" w:hAnsi="Times New Roman" w:cs="Times New Roman"/>
+                <w:sz w:val="24"/>
+                <w:szCs w:val="24"/>
+              </w:rPr>
+            </w:pPr>
             <w:r>
-              <w:t>${image_auditee}</w:t>
-            </w:r>
-          </w:p>
-        </w:tc>
-      </w:tr>
-      <w:tr>
-        <w:trPr>
-          <w:trHeight w:val="340"/>
-          <w:jc w:val="right"/>
-        </w:trPr>
-        <w:tc>
-          <w:tcPr>
-            <w:tcW w:w="4508" w:type="dxa"/>
-          </w:tcPr>
-          <w:p>
-            <w:r>
-              <w:t>${</w:t>
-            </w:r>
-            <w:r>
-              <w:t>auditee</w:t>
-            </w:r>
-            <w:r>
-              <w:t>}</w:t>
+              <w:rPr>
+                <w:rFonts w:ascii="Times New Roman" w:hAnsi="Times New Roman" w:cs="Times New Roman"/>
+                <w:sz w:val="24"/>
+                <w:szCs w:val="24"/>
+              </w:rPr>
+              <w:t>${user#1}</w:t>
             </w:r>
           </w:p>
         </w:tc>
@@ -1436,12 +1501,13 @@
           <w:rFonts w:ascii="Times New Roman" w:hAnsi="Times New Roman" w:cs="Times New Roman"/>
         </w:rPr>
       </w:pPr>
-      <w:r>
-        <w:rPr>
-          <w:rFonts w:ascii="Times New Roman" w:hAnsi="Times New Roman" w:cs="Times New Roman"/>
-        </w:rPr>
-        <w:br w:type="page"/>
-      </w:r>
+    </w:p>
+    <w:p>
+      <w:pPr>
+        <w:rPr>
+          <w:rFonts w:ascii="Times New Roman" w:hAnsi="Times New Roman" w:cs="Times New Roman"/>
+        </w:rPr>
+      </w:pPr>
     </w:p>
     <w:p>
       <w:pPr>
@@ -1455,6 +1521,12 @@
           <w:docGrid w:linePitch="360"/>
         </w:sectPr>
       </w:pPr>
+      <w:r>
+        <w:rPr>
+          <w:rFonts w:ascii="Times New Roman" w:hAnsi="Times New Roman" w:cs="Times New Roman"/>
+        </w:rPr>
+        <w:br w:type="page"/>
+      </w:r>
     </w:p>
     <w:p>
       <w:pPr>
@@ -1484,28 +1556,17 @@
         <w:jc w:val="center"/>
         <w:rPr>
           <w:rFonts w:ascii="Times New Roman" w:hAnsi="Times New Roman" w:cs="Times New Roman"/>
-          <w:b/>
-          <w:bCs/>
           <w:sz w:val="24"/>
           <w:szCs w:val="24"/>
         </w:rPr>
       </w:pPr>
-    </w:p>
-    <w:p>
-      <w:pPr>
+      <w:r>
         <w:rPr>
           <w:rFonts w:ascii="Times New Roman" w:hAnsi="Times New Roman" w:cs="Times New Roman"/>
           <w:sz w:val="24"/>
           <w:szCs w:val="24"/>
         </w:rPr>
-      </w:pPr>
-      <w:r>
-        <w:rPr>
-          <w:rFonts w:ascii="Times New Roman" w:hAnsi="Times New Roman" w:cs="Times New Roman"/>
-          <w:sz w:val="24"/>
-          <w:szCs w:val="24"/>
-        </w:rPr>
-        <w:t>Temuan ini didapatkan pada pelaksanaan AIMA. Pembahasan bahan-bahan RTM serta tindak lanjut dijelaskan sebagai berikut:</w:t>
+        <w:t>Temuan ini didapatkan pada pelaksanaan AIMA. Pembahasan bahan-bahan RTM serta tindak lanjut dijelaskan sebagai berikut.</w:t>
       </w:r>
     </w:p>
     <w:p>
@@ -1527,9 +1588,11 @@
           <w:sz w:val="24"/>
           <w:szCs w:val="24"/>
         </w:rPr>
-        <w:t>Rencana Tindak Lanjut Temuan Fakulta</w:t>
+        <w:t>Rencana Tindak Lanjut Temuan Fakultas</w:t>
       </w:r>
-      <w:r>
+    </w:p>
+    <w:p>
+      <w:pPr>
         <w:rPr>
           <w:rFonts w:ascii="Times New Roman" w:hAnsi="Times New Roman" w:cs="Times New Roman"/>
           <w:b/>
@@ -1537,30 +1600,25 @@
           <w:sz w:val="24"/>
           <w:szCs w:val="24"/>
         </w:rPr>
-        <w:t>s</w:t>
-      </w:r>
-    </w:p>
-    <w:p>
-      <w:pPr>
-        <w:jc w:val="center"/>
-        <w:rPr>
-          <w:rFonts w:ascii="Times New Roman" w:hAnsi="Times New Roman" w:cs="Times New Roman"/>
-          <w:b/>
-          <w:bCs/>
-        </w:rPr>
       </w:pPr>
     </w:p>
     <w:p>
       <w:pPr>
         <w:rPr>
+          <w:rFonts w:ascii="Times New Roman" w:hAnsi="Times New Roman" w:cs="Times New Roman"/>
           <w:b/>
           <w:bCs/>
+          <w:sz w:val="24"/>
+          <w:szCs w:val="24"/>
         </w:rPr>
       </w:pPr>
       <w:r>
         <w:rPr>
+          <w:rFonts w:ascii="Times New Roman" w:hAnsi="Times New Roman" w:cs="Times New Roman"/>
           <w:b/>
           <w:bCs/>
+          <w:sz w:val="24"/>
+          <w:szCs w:val="24"/>
         </w:rPr>
         <w:t>${standar_kategori}</w:t>
       </w:r>
@@ -1568,68 +1626,128 @@
     <w:tbl>
       <w:tblPr>
         <w:tblStyle w:val="TableGrid"/>
-        <w:tblW w:w="0" w:type="auto"/>
+        <w:tblW w:w="13603" w:type="dxa"/>
         <w:tblLook w:val="04A0" w:firstRow="1" w:lastRow="0" w:firstColumn="1" w:lastColumn="0" w:noHBand="0" w:noVBand="1"/>
       </w:tblPr>
       <w:tblGrid>
-        <w:gridCol w:w="1703"/>
-        <w:gridCol w:w="3821"/>
-        <w:gridCol w:w="2268"/>
-        <w:gridCol w:w="3543"/>
-        <w:gridCol w:w="2613"/>
+        <w:gridCol w:w="1300"/>
+        <w:gridCol w:w="2881"/>
+        <w:gridCol w:w="2126"/>
+        <w:gridCol w:w="3358"/>
+        <w:gridCol w:w="3938"/>
       </w:tblGrid>
       <w:tr>
         <w:tc>
           <w:tcPr>
-            <w:tcW w:w="1703" w:type="dxa"/>
-            <w:shd w:val="clear" w:color="auto" w:fill="D9E2F3" w:themeFill="accent1" w:themeFillTint="33"/>
+            <w:tcW w:w="1300" w:type="dxa"/>
+            <w:shd w:val="clear" w:color="auto" w:fill="BDD6EE" w:themeFill="accent5" w:themeFillTint="66"/>
           </w:tcPr>
           <w:p>
+            <w:pPr>
+              <w:rPr>
+                <w:rFonts w:ascii="Times New Roman" w:hAnsi="Times New Roman" w:cs="Times New Roman"/>
+                <w:sz w:val="24"/>
+                <w:szCs w:val="24"/>
+              </w:rPr>
+            </w:pPr>
             <w:r>
+              <w:rPr>
+                <w:rFonts w:ascii="Times New Roman" w:hAnsi="Times New Roman" w:cs="Times New Roman"/>
+                <w:sz w:val="24"/>
+                <w:szCs w:val="24"/>
+              </w:rPr>
               <w:t>No</w:t>
             </w:r>
           </w:p>
         </w:tc>
         <w:tc>
           <w:tcPr>
-            <w:tcW w:w="3821" w:type="dxa"/>
-            <w:shd w:val="clear" w:color="auto" w:fill="D9E2F3" w:themeFill="accent1" w:themeFillTint="33"/>
+            <w:tcW w:w="2881" w:type="dxa"/>
+            <w:shd w:val="clear" w:color="auto" w:fill="BDD6EE" w:themeFill="accent5" w:themeFillTint="66"/>
           </w:tcPr>
           <w:p>
+            <w:pPr>
+              <w:rPr>
+                <w:rFonts w:ascii="Times New Roman" w:hAnsi="Times New Roman" w:cs="Times New Roman"/>
+                <w:sz w:val="24"/>
+                <w:szCs w:val="24"/>
+              </w:rPr>
+            </w:pPr>
             <w:r>
-              <w:t>Kode - Pernyataan</w:t>
+              <w:rPr>
+                <w:rFonts w:ascii="Times New Roman" w:hAnsi="Times New Roman" w:cs="Times New Roman"/>
+                <w:sz w:val="24"/>
+                <w:szCs w:val="24"/>
+              </w:rPr>
+              <w:t>Kode Pernyataan Instrumen</w:t>
             </w:r>
           </w:p>
         </w:tc>
         <w:tc>
           <w:tcPr>
-            <w:tcW w:w="2268" w:type="dxa"/>
-            <w:shd w:val="clear" w:color="auto" w:fill="D9E2F3" w:themeFill="accent1" w:themeFillTint="33"/>
+            <w:tcW w:w="2126" w:type="dxa"/>
+            <w:shd w:val="clear" w:color="auto" w:fill="BDD6EE" w:themeFill="accent5" w:themeFillTint="66"/>
           </w:tcPr>
           <w:p>
+            <w:pPr>
+              <w:rPr>
+                <w:rFonts w:ascii="Times New Roman" w:hAnsi="Times New Roman" w:cs="Times New Roman"/>
+                <w:sz w:val="24"/>
+                <w:szCs w:val="24"/>
+              </w:rPr>
+            </w:pPr>
             <w:r>
+              <w:rPr>
+                <w:rFonts w:ascii="Times New Roman" w:hAnsi="Times New Roman" w:cs="Times New Roman"/>
+                <w:sz w:val="24"/>
+                <w:szCs w:val="24"/>
+              </w:rPr>
               <w:t>Kriteria Temuan</w:t>
             </w:r>
           </w:p>
         </w:tc>
         <w:tc>
           <w:tcPr>
-            <w:tcW w:w="3543" w:type="dxa"/>
-            <w:shd w:val="clear" w:color="auto" w:fill="D9E2F3" w:themeFill="accent1" w:themeFillTint="33"/>
+            <w:tcW w:w="3358" w:type="dxa"/>
+            <w:shd w:val="clear" w:color="auto" w:fill="BDD6EE" w:themeFill="accent5" w:themeFillTint="66"/>
           </w:tcPr>
           <w:p>
+            <w:pPr>
+              <w:rPr>
+                <w:rFonts w:ascii="Times New Roman" w:hAnsi="Times New Roman" w:cs="Times New Roman"/>
+                <w:sz w:val="24"/>
+                <w:szCs w:val="24"/>
+              </w:rPr>
+            </w:pPr>
             <w:r>
-              <w:t>Temuan</w:t>
+              <w:rPr>
+                <w:rFonts w:ascii="Times New Roman" w:hAnsi="Times New Roman" w:cs="Times New Roman"/>
+                <w:sz w:val="24"/>
+                <w:szCs w:val="24"/>
+              </w:rPr>
+              <w:t>Temuan Audior</w:t>
             </w:r>
           </w:p>
         </w:tc>
         <w:tc>
           <w:tcPr>
-            <w:tcW w:w="2613" w:type="dxa"/>
-            <w:shd w:val="clear" w:color="auto" w:fill="D9E2F3" w:themeFill="accent1" w:themeFillTint="33"/>
+            <w:tcW w:w="3938" w:type="dxa"/>
+            <w:shd w:val="clear" w:color="auto" w:fill="BDD6EE" w:themeFill="accent5" w:themeFillTint="66"/>
           </w:tcPr>
           <w:p>
+            <w:pPr>
+              <w:rPr>
+                <w:rFonts w:ascii="Times New Roman" w:hAnsi="Times New Roman" w:cs="Times New Roman"/>
+                <w:sz w:val="24"/>
+                <w:szCs w:val="24"/>
+              </w:rPr>
+            </w:pPr>
             <w:r>
+              <w:rPr>
+                <w:rFonts w:ascii="Times New Roman" w:hAnsi="Times New Roman" w:cs="Times New Roman"/>
+                <w:sz w:val="24"/>
+                <w:szCs w:val="24"/>
+              </w:rPr>
               <w:t>Rencana Tindak Lanjut</w:t>
             </w:r>
           </w:p>
@@ -1638,93 +1756,146 @@
       <w:tr>
         <w:tc>
           <w:tcPr>
-            <w:tcW w:w="1703" w:type="dxa"/>
+            <w:tcW w:w="1300" w:type="dxa"/>
           </w:tcPr>
           <w:p>
+            <w:pPr>
+              <w:rPr>
+                <w:rFonts w:ascii="Times New Roman" w:hAnsi="Times New Roman" w:cs="Times New Roman"/>
+                <w:sz w:val="24"/>
+                <w:szCs w:val="24"/>
+              </w:rPr>
+            </w:pPr>
             <w:r>
-              <w:t>${</w:t>
-            </w:r>
-            <w:r>
-              <w:t>row</w:t>
-            </w:r>
-            <w:r>
-              <w:t>_no}</w:t>
+              <w:rPr>
+                <w:rFonts w:ascii="Times New Roman" w:hAnsi="Times New Roman" w:cs="Times New Roman"/>
+                <w:sz w:val="24"/>
+                <w:szCs w:val="24"/>
+              </w:rPr>
+              <w:t>${row_no}</w:t>
             </w:r>
           </w:p>
         </w:tc>
         <w:tc>
           <w:tcPr>
-            <w:tcW w:w="3821" w:type="dxa"/>
+            <w:tcW w:w="2881" w:type="dxa"/>
           </w:tcPr>
           <w:p>
+            <w:pPr>
+              <w:rPr>
+                <w:rFonts w:ascii="Times New Roman" w:hAnsi="Times New Roman" w:cs="Times New Roman"/>
+                <w:sz w:val="24"/>
+                <w:szCs w:val="24"/>
+              </w:rPr>
+            </w:pPr>
             <w:r>
-              <w:t>${</w:t>
-            </w:r>
-            <w:r>
-              <w:t>row</w:t>
-            </w:r>
-            <w:r>
-              <w:t>_kode_instrumen} - ${</w:t>
-            </w:r>
-            <w:r>
-              <w:t>row</w:t>
-            </w:r>
-            <w:r>
-              <w:t>_pernyataan}</w:t>
+              <w:rPr>
+                <w:rFonts w:ascii="Times New Roman" w:hAnsi="Times New Roman" w:cs="Times New Roman"/>
+                <w:sz w:val="24"/>
+                <w:szCs w:val="24"/>
+              </w:rPr>
+              <w:t>${row_kode_instrumen}-${row_pernyataan}</w:t>
             </w:r>
           </w:p>
         </w:tc>
         <w:tc>
           <w:tcPr>
-            <w:tcW w:w="2268" w:type="dxa"/>
+            <w:tcW w:w="2126" w:type="dxa"/>
           </w:tcPr>
           <w:p>
+            <w:pPr>
+              <w:rPr>
+                <w:rFonts w:ascii="Times New Roman" w:hAnsi="Times New Roman" w:cs="Times New Roman"/>
+                <w:sz w:val="24"/>
+                <w:szCs w:val="24"/>
+              </w:rPr>
+            </w:pPr>
             <w:r>
-              <w:t>${</w:t>
-            </w:r>
-            <w:r>
-              <w:t>row</w:t>
-            </w:r>
-            <w:r>
-              <w:t>_kriteria}</w:t>
+              <w:rPr>
+                <w:rFonts w:ascii="Times New Roman" w:hAnsi="Times New Roman" w:cs="Times New Roman"/>
+                <w:sz w:val="24"/>
+                <w:szCs w:val="24"/>
+              </w:rPr>
+              <w:t>${row_kriteria}</w:t>
             </w:r>
           </w:p>
         </w:tc>
         <w:tc>
           <w:tcPr>
-            <w:tcW w:w="3543" w:type="dxa"/>
+            <w:tcW w:w="3358" w:type="dxa"/>
           </w:tcPr>
           <w:p>
+            <w:pPr>
+              <w:rPr>
+                <w:rFonts w:ascii="Times New Roman" w:hAnsi="Times New Roman" w:cs="Times New Roman"/>
+                <w:sz w:val="24"/>
+                <w:szCs w:val="24"/>
+              </w:rPr>
+            </w:pPr>
             <w:r>
-              <w:t>${</w:t>
-            </w:r>
-            <w:r>
-              <w:t>row</w:t>
-            </w:r>
-            <w:r>
-              <w:t>_temuan}</w:t>
+              <w:rPr>
+                <w:rFonts w:ascii="Times New Roman" w:hAnsi="Times New Roman" w:cs="Times New Roman"/>
+                <w:sz w:val="24"/>
+                <w:szCs w:val="24"/>
+              </w:rPr>
+              <w:t>${row_temuan}</w:t>
             </w:r>
           </w:p>
         </w:tc>
         <w:tc>
           <w:tcPr>
-            <w:tcW w:w="2613" w:type="dxa"/>
+            <w:tcW w:w="3938" w:type="dxa"/>
           </w:tcPr>
           <w:p>
+            <w:pPr>
+              <w:rPr>
+                <w:rFonts w:ascii="Times New Roman" w:hAnsi="Times New Roman" w:cs="Times New Roman"/>
+                <w:sz w:val="24"/>
+                <w:szCs w:val="24"/>
+              </w:rPr>
+            </w:pPr>
             <w:r>
-              <w:t>${</w:t>
-            </w:r>
-            <w:r>
-              <w:t>row</w:t>
-            </w:r>
-            <w:r>
-              <w:t>_rencana}</w:t>
+              <w:rPr>
+                <w:rFonts w:ascii="Times New Roman" w:hAnsi="Times New Roman" w:cs="Times New Roman"/>
+                <w:sz w:val="24"/>
+                <w:szCs w:val="24"/>
+              </w:rPr>
+              <w:t>${row_rencana}</w:t>
             </w:r>
           </w:p>
         </w:tc>
       </w:tr>
     </w:tbl>
-    <w:p/>
+    <w:p>
+      <w:pPr>
+        <w:rPr>
+          <w:rFonts w:ascii="Times New Roman" w:hAnsi="Times New Roman" w:cs="Times New Roman"/>
+          <w:b/>
+          <w:bCs/>
+          <w:sz w:val="24"/>
+          <w:szCs w:val="24"/>
+        </w:rPr>
+      </w:pPr>
+    </w:p>
+    <w:p>
+      <w:pPr>
+        <w:jc w:val="center"/>
+        <w:rPr>
+          <w:rFonts w:ascii="Times New Roman" w:hAnsi="Times New Roman" w:cs="Times New Roman"/>
+          <w:b/>
+          <w:bCs/>
+          <w:sz w:val="24"/>
+          <w:szCs w:val="24"/>
+        </w:rPr>
+      </w:pPr>
+    </w:p>
+    <w:p>
+      <w:pPr>
+        <w:rPr>
+          <w:rFonts w:ascii="Times New Roman" w:hAnsi="Times New Roman" w:cs="Times New Roman"/>
+        </w:rPr>
+      </w:pPr>
+    </w:p>
     <w:sectPr>
       <w:pgSz w:w="16838" w:h="11906" w:orient="landscape"/>
       <w:pgMar w:top="1440" w:right="1440" w:bottom="1440" w:left="1440" w:header="708" w:footer="708" w:gutter="0"/>
@@ -1783,127 +1954,6 @@
     </w:p>
   </w:footnote>
 </w:footnotes>
-</file>
-
-<file path=word/numbering.xml><?xml version="1.0" encoding="utf-8"?>
-<w:numbering xmlns:wpc="http://schemas.microsoft.com/office/word/2010/wordprocessingCanvas" xmlns:cx="http://schemas.microsoft.com/office/drawing/2014/chartex" xmlns:cx1="http://schemas.microsoft.com/office/drawing/2015/9/8/chartex" xmlns:cx2="http://schemas.microsoft.com/office/drawing/2015/10/21/chartex" xmlns:cx3="http://schemas.microsoft.com/office/drawing/2016/5/9/chartex" xmlns:cx4="http://schemas.microsoft.com/office/drawing/2016/5/10/chartex" xmlns:cx5="http://schemas.microsoft.com/office/drawing/2016/5/11/chartex" xmlns:cx6="http://schemas.microsoft.com/office/drawing/2016/5/12/chartex" xmlns:cx7="http://schemas.microsoft.com/office/drawing/2016/5/13/chartex" xmlns:cx8="http://schemas.microsoft.com/office/drawing/2016/5/14/chartex" xmlns:mc="http://schemas.openxmlformats.org/markup-compatibility/2006" xmlns:aink="http://schemas.microsoft.com/office/drawing/2016/ink" xmlns:am3d="http://schemas.microsoft.com/office/drawing/2017/model3d" xmlns:o="urn:schemas-microsoft-com:office:office" xmlns:oel="http://schemas.microsoft.com/office/2019/extlst" xmlns:r="http://schemas.openxmlformats.org/officeDocument/2006/relationships" xmlns:m="http://schemas.openxmlformats.org/officeDocument/2006/math" xmlns:v="urn:schemas-microsoft-com:vml" xmlns:wp14="http://schemas.microsoft.com/office/word/2010/wordprocessingDrawing" xmlns:wp="http://schemas.openxmlformats.org/drawingml/2006/wordprocessingDrawing" xmlns:w10="urn:schemas-microsoft-com:office:word" xmlns:w="http://schemas.openxmlformats.org/wordprocessingml/2006/main" xmlns:w14="http://schemas.microsoft.com/office/word/2010/wordml" xmlns:w15="http://schemas.microsoft.com/office/word/2012/wordml" xmlns:w16cex="http://schemas.microsoft.com/office/word/2018/wordml/cex" xmlns:w16cid="http://schemas.microsoft.com/office/word/2016/wordml/cid" xmlns:w16="http://schemas.microsoft.com/office/word/2018/wordml" xmlns:w16du="http://schemas.microsoft.com/office/word/2023/wordml/word16du" xmlns:w16sdtdh="http://schemas.microsoft.com/office/word/2020/wordml/sdtdatahash" xmlns:w16sdtfl="http://schemas.microsoft.com/office/word/2024/wordml/sdtformatlock" xmlns:w16se="http://schemas.microsoft.com/office/word/2015/wordml/symex" xmlns:wpg="http://schemas.microsoft.com/office/word/2010/wordprocessingGroup" xmlns:wpi="http://schemas.microsoft.com/office/word/2010/wordprocessingInk" xmlns:wne="http://schemas.microsoft.com/office/word/2006/wordml" xmlns:wps="http://schemas.microsoft.com/office/word/2010/wordprocessingShape" mc:Ignorable="w14 w15 w16se w16cid w16 w16cex w16sdtdh w16sdtfl w16du wp14">
-  <w:abstractNum w:abstractNumId="0" w15:restartNumberingAfterBreak="0">
-    <w:nsid w:val="3A4D5C6E"/>
-    <w:multiLevelType w:val="hybridMultilevel"/>
-    <w:tmpl w:val="4B3A46C4"/>
-    <w:lvl w:ilvl="0" w:tplc="38090001">
-      <w:start w:val="1"/>
-      <w:numFmt w:val="bullet"/>
-      <w:lvlText w:val=""/>
-      <w:lvlJc w:val="left"/>
-      <w:pPr>
-        <w:ind w:left="720" w:hanging="360"/>
-      </w:pPr>
-      <w:rPr>
-        <w:rFonts w:ascii="Symbol" w:hAnsi="Symbol" w:hint="default"/>
-      </w:rPr>
-    </w:lvl>
-    <w:lvl w:ilvl="1" w:tplc="38090003" w:tentative="1">
-      <w:start w:val="1"/>
-      <w:numFmt w:val="bullet"/>
-      <w:lvlText w:val="o"/>
-      <w:lvlJc w:val="left"/>
-      <w:pPr>
-        <w:ind w:left="1440" w:hanging="360"/>
-      </w:pPr>
-      <w:rPr>
-        <w:rFonts w:ascii="Courier New" w:hAnsi="Courier New" w:cs="Courier New" w:hint="default"/>
-      </w:rPr>
-    </w:lvl>
-    <w:lvl w:ilvl="2" w:tplc="38090005" w:tentative="1">
-      <w:start w:val="1"/>
-      <w:numFmt w:val="bullet"/>
-      <w:lvlText w:val=""/>
-      <w:lvlJc w:val="left"/>
-      <w:pPr>
-        <w:ind w:left="2160" w:hanging="360"/>
-      </w:pPr>
-      <w:rPr>
-        <w:rFonts w:ascii="Wingdings" w:hAnsi="Wingdings" w:hint="default"/>
-      </w:rPr>
-    </w:lvl>
-    <w:lvl w:ilvl="3" w:tplc="38090001" w:tentative="1">
-      <w:start w:val="1"/>
-      <w:numFmt w:val="bullet"/>
-      <w:lvlText w:val=""/>
-      <w:lvlJc w:val="left"/>
-      <w:pPr>
-        <w:ind w:left="2880" w:hanging="360"/>
-      </w:pPr>
-      <w:rPr>
-        <w:rFonts w:ascii="Symbol" w:hAnsi="Symbol" w:hint="default"/>
-      </w:rPr>
-    </w:lvl>
-    <w:lvl w:ilvl="4" w:tplc="38090003" w:tentative="1">
-      <w:start w:val="1"/>
-      <w:numFmt w:val="bullet"/>
-      <w:lvlText w:val="o"/>
-      <w:lvlJc w:val="left"/>
-      <w:pPr>
-        <w:ind w:left="3600" w:hanging="360"/>
-      </w:pPr>
-      <w:rPr>
-        <w:rFonts w:ascii="Courier New" w:hAnsi="Courier New" w:cs="Courier New" w:hint="default"/>
-      </w:rPr>
-    </w:lvl>
-    <w:lvl w:ilvl="5" w:tplc="38090005" w:tentative="1">
-      <w:start w:val="1"/>
-      <w:numFmt w:val="bullet"/>
-      <w:lvlText w:val=""/>
-      <w:lvlJc w:val="left"/>
-      <w:pPr>
-        <w:ind w:left="4320" w:hanging="360"/>
-      </w:pPr>
-      <w:rPr>
-        <w:rFonts w:ascii="Wingdings" w:hAnsi="Wingdings" w:hint="default"/>
-      </w:rPr>
-    </w:lvl>
-    <w:lvl w:ilvl="6" w:tplc="38090001" w:tentative="1">
-      <w:start w:val="1"/>
-      <w:numFmt w:val="bullet"/>
-      <w:lvlText w:val=""/>
-      <w:lvlJc w:val="left"/>
-      <w:pPr>
-        <w:ind w:left="5040" w:hanging="360"/>
-      </w:pPr>
-      <w:rPr>
-        <w:rFonts w:ascii="Symbol" w:hAnsi="Symbol" w:hint="default"/>
-      </w:rPr>
-    </w:lvl>
-    <w:lvl w:ilvl="7" w:tplc="38090003" w:tentative="1">
-      <w:start w:val="1"/>
-      <w:numFmt w:val="bullet"/>
-      <w:lvlText w:val="o"/>
-      <w:lvlJc w:val="left"/>
-      <w:pPr>
-        <w:ind w:left="5760" w:hanging="360"/>
-      </w:pPr>
-      <w:rPr>
-        <w:rFonts w:ascii="Courier New" w:hAnsi="Courier New" w:cs="Courier New" w:hint="default"/>
-      </w:rPr>
-    </w:lvl>
-    <w:lvl w:ilvl="8" w:tplc="38090005" w:tentative="1">
-      <w:start w:val="1"/>
-      <w:numFmt w:val="bullet"/>
-      <w:lvlText w:val=""/>
-      <w:lvlJc w:val="left"/>
-      <w:pPr>
-        <w:ind w:left="6480" w:hanging="360"/>
-      </w:pPr>
-      <w:rPr>
-        <w:rFonts w:ascii="Wingdings" w:hAnsi="Wingdings" w:hint="default"/>
-      </w:rPr>
-    </w:lvl>
-  </w:abstractNum>
-  <w:num w:numId="1" w16cid:durableId="1361855139">
-    <w:abstractNumId w:val="0"/>
-  </w:num>
-</w:numbering>
 </file>
 
 <file path=word/styles.xml><?xml version="1.0" encoding="utf-8"?>
@@ -2080,7 +2130,7 @@
     <w:lsdException w:name="Table Web 2" w:semiHidden="1" w:unhideWhenUsed="1"/>
     <w:lsdException w:name="Table Web 3" w:semiHidden="1" w:unhideWhenUsed="1"/>
     <w:lsdException w:name="Balloon Text" w:semiHidden="1" w:unhideWhenUsed="1"/>
-    <w:lsdException w:name="Table Grid" w:uiPriority="39"/>
+    <w:lsdException w:name="Table Grid" w:uiPriority="59"/>
     <w:lsdException w:name="Table Theme" w:semiHidden="1" w:unhideWhenUsed="1"/>
     <w:lsdException w:name="Placeholder Text" w:semiHidden="1"/>
     <w:lsdException w:name="No Spacing" w:uiPriority="1" w:qFormat="1"/>
@@ -2306,6 +2356,7 @@
   <w:style w:type="paragraph" w:default="1" w:styleId="Normal">
     <w:name w:val="Normal"/>
     <w:qFormat/>
+    <w:rsid w:val="004A38AA"/>
   </w:style>
   <w:style w:type="paragraph" w:styleId="Heading1">
     <w:name w:val="heading 1"/>
@@ -2314,7 +2365,7 @@
     <w:link w:val="Heading1Char"/>
     <w:uiPriority w:val="9"/>
     <w:qFormat/>
-    <w:rsid w:val="00324E6F"/>
+    <w:rsid w:val="004A38AA"/>
     <w:pPr>
       <w:keepNext/>
       <w:keepLines/>
@@ -2337,7 +2388,7 @@
     <w:semiHidden/>
     <w:unhideWhenUsed/>
     <w:qFormat/>
-    <w:rsid w:val="00324E6F"/>
+    <w:rsid w:val="004A38AA"/>
     <w:pPr>
       <w:keepNext/>
       <w:keepLines/>
@@ -2360,7 +2411,7 @@
     <w:semiHidden/>
     <w:unhideWhenUsed/>
     <w:qFormat/>
-    <w:rsid w:val="00324E6F"/>
+    <w:rsid w:val="004A38AA"/>
     <w:pPr>
       <w:keepNext/>
       <w:keepLines/>
@@ -2383,7 +2434,7 @@
     <w:semiHidden/>
     <w:unhideWhenUsed/>
     <w:qFormat/>
-    <w:rsid w:val="00324E6F"/>
+    <w:rsid w:val="004A38AA"/>
     <w:pPr>
       <w:keepNext/>
       <w:keepLines/>
@@ -2406,7 +2457,7 @@
     <w:semiHidden/>
     <w:unhideWhenUsed/>
     <w:qFormat/>
-    <w:rsid w:val="00324E6F"/>
+    <w:rsid w:val="004A38AA"/>
     <w:pPr>
       <w:keepNext/>
       <w:keepLines/>
@@ -2427,7 +2478,7 @@
     <w:semiHidden/>
     <w:unhideWhenUsed/>
     <w:qFormat/>
-    <w:rsid w:val="00324E6F"/>
+    <w:rsid w:val="004A38AA"/>
     <w:pPr>
       <w:keepNext/>
       <w:keepLines/>
@@ -2450,7 +2501,7 @@
     <w:semiHidden/>
     <w:unhideWhenUsed/>
     <w:qFormat/>
-    <w:rsid w:val="00324E6F"/>
+    <w:rsid w:val="004A38AA"/>
     <w:pPr>
       <w:keepNext/>
       <w:keepLines/>
@@ -2471,7 +2522,7 @@
     <w:semiHidden/>
     <w:unhideWhenUsed/>
     <w:qFormat/>
-    <w:rsid w:val="00324E6F"/>
+    <w:rsid w:val="004A38AA"/>
     <w:pPr>
       <w:keepNext/>
       <w:keepLines/>
@@ -2494,7 +2545,7 @@
     <w:semiHidden/>
     <w:unhideWhenUsed/>
     <w:qFormat/>
-    <w:rsid w:val="00324E6F"/>
+    <w:rsid w:val="004A38AA"/>
     <w:pPr>
       <w:keepNext/>
       <w:keepLines/>
@@ -2538,7 +2589,7 @@
     <w:basedOn w:val="DefaultParagraphFont"/>
     <w:link w:val="Heading1"/>
     <w:uiPriority w:val="9"/>
-    <w:rsid w:val="00324E6F"/>
+    <w:rsid w:val="004A38AA"/>
     <w:rPr>
       <w:rFonts w:asciiTheme="majorHAnsi" w:eastAsiaTheme="majorEastAsia" w:hAnsiTheme="majorHAnsi" w:cstheme="majorBidi"/>
       <w:color w:val="2F5496" w:themeColor="accent1" w:themeShade="BF"/>
@@ -2552,7 +2603,7 @@
     <w:link w:val="Heading2"/>
     <w:uiPriority w:val="9"/>
     <w:semiHidden/>
-    <w:rsid w:val="00324E6F"/>
+    <w:rsid w:val="004A38AA"/>
     <w:rPr>
       <w:rFonts w:asciiTheme="majorHAnsi" w:eastAsiaTheme="majorEastAsia" w:hAnsiTheme="majorHAnsi" w:cstheme="majorBidi"/>
       <w:color w:val="2F5496" w:themeColor="accent1" w:themeShade="BF"/>
@@ -2566,7 +2617,7 @@
     <w:link w:val="Heading3"/>
     <w:uiPriority w:val="9"/>
     <w:semiHidden/>
-    <w:rsid w:val="00324E6F"/>
+    <w:rsid w:val="004A38AA"/>
     <w:rPr>
       <w:rFonts w:eastAsiaTheme="majorEastAsia" w:cstheme="majorBidi"/>
       <w:color w:val="2F5496" w:themeColor="accent1" w:themeShade="BF"/>
@@ -2580,7 +2631,7 @@
     <w:link w:val="Heading4"/>
     <w:uiPriority w:val="9"/>
     <w:semiHidden/>
-    <w:rsid w:val="00324E6F"/>
+    <w:rsid w:val="004A38AA"/>
     <w:rPr>
       <w:rFonts w:eastAsiaTheme="majorEastAsia" w:cstheme="majorBidi"/>
       <w:i/>
@@ -2594,7 +2645,7 @@
     <w:link w:val="Heading5"/>
     <w:uiPriority w:val="9"/>
     <w:semiHidden/>
-    <w:rsid w:val="00324E6F"/>
+    <w:rsid w:val="004A38AA"/>
     <w:rPr>
       <w:rFonts w:eastAsiaTheme="majorEastAsia" w:cstheme="majorBidi"/>
       <w:color w:val="2F5496" w:themeColor="accent1" w:themeShade="BF"/>
@@ -2606,7 +2657,7 @@
     <w:link w:val="Heading6"/>
     <w:uiPriority w:val="9"/>
     <w:semiHidden/>
-    <w:rsid w:val="00324E6F"/>
+    <w:rsid w:val="004A38AA"/>
     <w:rPr>
       <w:rFonts w:eastAsiaTheme="majorEastAsia" w:cstheme="majorBidi"/>
       <w:i/>
@@ -2620,7 +2671,7 @@
     <w:link w:val="Heading7"/>
     <w:uiPriority w:val="9"/>
     <w:semiHidden/>
-    <w:rsid w:val="00324E6F"/>
+    <w:rsid w:val="004A38AA"/>
     <w:rPr>
       <w:rFonts w:eastAsiaTheme="majorEastAsia" w:cstheme="majorBidi"/>
       <w:color w:val="595959" w:themeColor="text1" w:themeTint="A6"/>
@@ -2632,7 +2683,7 @@
     <w:link w:val="Heading8"/>
     <w:uiPriority w:val="9"/>
     <w:semiHidden/>
-    <w:rsid w:val="00324E6F"/>
+    <w:rsid w:val="004A38AA"/>
     <w:rPr>
       <w:rFonts w:eastAsiaTheme="majorEastAsia" w:cstheme="majorBidi"/>
       <w:i/>
@@ -2646,7 +2697,7 @@
     <w:link w:val="Heading9"/>
     <w:uiPriority w:val="9"/>
     <w:semiHidden/>
-    <w:rsid w:val="00324E6F"/>
+    <w:rsid w:val="004A38AA"/>
     <w:rPr>
       <w:rFonts w:eastAsiaTheme="majorEastAsia" w:cstheme="majorBidi"/>
       <w:color w:val="272727" w:themeColor="text1" w:themeTint="D8"/>
@@ -2659,7 +2710,7 @@
     <w:link w:val="TitleChar"/>
     <w:uiPriority w:val="10"/>
     <w:qFormat/>
-    <w:rsid w:val="00324E6F"/>
+    <w:rsid w:val="004A38AA"/>
     <w:pPr>
       <w:spacing w:after="80" w:line="240" w:lineRule="auto"/>
       <w:contextualSpacing/>
@@ -2677,7 +2728,7 @@
     <w:basedOn w:val="DefaultParagraphFont"/>
     <w:link w:val="Title"/>
     <w:uiPriority w:val="10"/>
-    <w:rsid w:val="00324E6F"/>
+    <w:rsid w:val="004A38AA"/>
     <w:rPr>
       <w:rFonts w:asciiTheme="majorHAnsi" w:eastAsiaTheme="majorEastAsia" w:hAnsiTheme="majorHAnsi" w:cstheme="majorBidi"/>
       <w:spacing w:val="-10"/>
@@ -2693,7 +2744,7 @@
     <w:link w:val="SubtitleChar"/>
     <w:uiPriority w:val="11"/>
     <w:qFormat/>
-    <w:rsid w:val="00324E6F"/>
+    <w:rsid w:val="004A38AA"/>
     <w:pPr>
       <w:numPr>
         <w:ilvl w:val="1"/>
@@ -2712,7 +2763,7 @@
     <w:basedOn w:val="DefaultParagraphFont"/>
     <w:link w:val="Subtitle"/>
     <w:uiPriority w:val="11"/>
-    <w:rsid w:val="00324E6F"/>
+    <w:rsid w:val="004A38AA"/>
     <w:rPr>
       <w:rFonts w:eastAsiaTheme="majorEastAsia" w:cstheme="majorBidi"/>
       <w:color w:val="595959" w:themeColor="text1" w:themeTint="A6"/>
@@ -2728,7 +2779,7 @@
     <w:link w:val="QuoteChar"/>
     <w:uiPriority w:val="29"/>
     <w:qFormat/>
-    <w:rsid w:val="00324E6F"/>
+    <w:rsid w:val="004A38AA"/>
     <w:pPr>
       <w:spacing w:before="160"/>
       <w:jc w:val="center"/>
@@ -2744,7 +2795,7 @@
     <w:basedOn w:val="DefaultParagraphFont"/>
     <w:link w:val="Quote"/>
     <w:uiPriority w:val="29"/>
-    <w:rsid w:val="00324E6F"/>
+    <w:rsid w:val="004A38AA"/>
     <w:rPr>
       <w:i/>
       <w:iCs/>
@@ -2756,7 +2807,7 @@
     <w:basedOn w:val="Normal"/>
     <w:uiPriority w:val="34"/>
     <w:qFormat/>
-    <w:rsid w:val="00324E6F"/>
+    <w:rsid w:val="004A38AA"/>
     <w:pPr>
       <w:ind w:left="720"/>
       <w:contextualSpacing/>
@@ -2767,7 +2818,7 @@
     <w:basedOn w:val="DefaultParagraphFont"/>
     <w:uiPriority w:val="21"/>
     <w:qFormat/>
-    <w:rsid w:val="00324E6F"/>
+    <w:rsid w:val="004A38AA"/>
     <w:rPr>
       <w:i/>
       <w:iCs/>
@@ -2781,7 +2832,7 @@
     <w:link w:val="IntenseQuoteChar"/>
     <w:uiPriority w:val="30"/>
     <w:qFormat/>
-    <w:rsid w:val="00324E6F"/>
+    <w:rsid w:val="004A38AA"/>
     <w:pPr>
       <w:pBdr>
         <w:top w:val="single" w:sz="4" w:space="10" w:color="2F5496" w:themeColor="accent1" w:themeShade="BF"/>
@@ -2802,7 +2853,7 @@
     <w:basedOn w:val="DefaultParagraphFont"/>
     <w:link w:val="IntenseQuote"/>
     <w:uiPriority w:val="30"/>
-    <w:rsid w:val="00324E6F"/>
+    <w:rsid w:val="004A38AA"/>
     <w:rPr>
       <w:i/>
       <w:iCs/>
@@ -2814,7 +2865,7 @@
     <w:basedOn w:val="DefaultParagraphFont"/>
     <w:uiPriority w:val="32"/>
     <w:qFormat/>
-    <w:rsid w:val="00324E6F"/>
+    <w:rsid w:val="004A38AA"/>
     <w:rPr>
       <w:b/>
       <w:bCs/>
@@ -2829,7 +2880,7 @@
     <w:link w:val="HeaderChar"/>
     <w:uiPriority w:val="99"/>
     <w:unhideWhenUsed/>
-    <w:rsid w:val="00324E6F"/>
+    <w:rsid w:val="004A38AA"/>
     <w:pPr>
       <w:tabs>
         <w:tab w:val="center" w:pos="4513"/>
@@ -2843,7 +2894,7 @@
     <w:basedOn w:val="DefaultParagraphFont"/>
     <w:link w:val="Header"/>
     <w:uiPriority w:val="99"/>
-    <w:rsid w:val="00324E6F"/>
+    <w:rsid w:val="004A38AA"/>
   </w:style>
   <w:style w:type="paragraph" w:styleId="Footer">
     <w:name w:val="footer"/>
@@ -2851,7 +2902,7 @@
     <w:link w:val="FooterChar"/>
     <w:uiPriority w:val="99"/>
     <w:unhideWhenUsed/>
-    <w:rsid w:val="00324E6F"/>
+    <w:rsid w:val="004A38AA"/>
     <w:pPr>
       <w:tabs>
         <w:tab w:val="center" w:pos="4513"/>
@@ -2865,13 +2916,13 @@
     <w:basedOn w:val="DefaultParagraphFont"/>
     <w:link w:val="Footer"/>
     <w:uiPriority w:val="99"/>
-    <w:rsid w:val="00324E6F"/>
+    <w:rsid w:val="004A38AA"/>
   </w:style>
   <w:style w:type="table" w:styleId="TableGrid">
     <w:name w:val="Table Grid"/>
     <w:basedOn w:val="TableNormal"/>
-    <w:uiPriority w:val="39"/>
-    <w:rsid w:val="00324E6F"/>
+    <w:uiPriority w:val="59"/>
+    <w:rsid w:val="004A38AA"/>
     <w:pPr>
       <w:spacing w:after="0" w:line="240" w:lineRule="auto"/>
     </w:pPr>
@@ -2885,36 +2936,6 @@
         <w:insideV w:val="single" w:sz="4" w:space="0" w:color="auto"/>
       </w:tblBorders>
     </w:tblPr>
-  </w:style>
-  <w:style w:type="paragraph" w:styleId="HTMLPreformatted">
-    <w:name w:val="HTML Preformatted"/>
-    <w:basedOn w:val="Normal"/>
-    <w:link w:val="HTMLPreformattedChar"/>
-    <w:uiPriority w:val="99"/>
-    <w:semiHidden/>
-    <w:unhideWhenUsed/>
-    <w:rsid w:val="000A3263"/>
-    <w:pPr>
-      <w:spacing w:after="0" w:line="240" w:lineRule="auto"/>
-    </w:pPr>
-    <w:rPr>
-      <w:rFonts w:ascii="Consolas" w:hAnsi="Consolas"/>
-      <w:sz w:val="20"/>
-      <w:szCs w:val="20"/>
-    </w:rPr>
-  </w:style>
-  <w:style w:type="character" w:customStyle="1" w:styleId="HTMLPreformattedChar">
-    <w:name w:val="HTML Preformatted Char"/>
-    <w:basedOn w:val="DefaultParagraphFont"/>
-    <w:link w:val="HTMLPreformatted"/>
-    <w:uiPriority w:val="99"/>
-    <w:semiHidden/>
-    <w:rsid w:val="000A3263"/>
-    <w:rPr>
-      <w:rFonts w:ascii="Consolas" w:hAnsi="Consolas"/>
-      <w:sz w:val="20"/>
-      <w:szCs w:val="20"/>
-    </w:rPr>
   </w:style>
 </w:styles>
 </file>
@@ -3212,4 +3233,16 @@
     </a:ext>
   </a:extLst>
 </a:theme>
+</file>
+
+<file path=customXml/item1.xml><?xml version="1.0" encoding="utf-8"?>
+<b:Sources xmlns:b="http://schemas.openxmlformats.org/officeDocument/2006/bibliography" xmlns="http://schemas.openxmlformats.org/officeDocument/2006/bibliography" SelectedStyle="\APASixthEditionOfficeOnline.xsl" StyleName="APA" Version="6"/>
+</file>
+
+<file path=customXml/itemProps1.xml><?xml version="1.0" encoding="utf-8"?>
+<ds:datastoreItem xmlns:ds="http://schemas.openxmlformats.org/officeDocument/2006/customXml" ds:itemID="{E3BEE950-AFD8-4238-9BC4-C61FA96BE510}">
+  <ds:schemaRefs>
+    <ds:schemaRef ds:uri="http://schemas.openxmlformats.org/officeDocument/2006/bibliography"/>
+  </ds:schemaRefs>
+</ds:datastoreItem>
 </file>